--- a/paper/persian/manuscript_isfahan.docx
+++ b/paper/persian/manuscript_isfahan.docx
@@ -2,7 +2,7 @@
 <file path=word/document.xml><?xml version="1.0" encoding="utf-8"?>
 <w:document xmlns:w="http://schemas.openxmlformats.org/wordprocessingml/2006/main" xmlns:m="http://schemas.openxmlformats.org/officeDocument/2006/math" xmlns:r="http://schemas.openxmlformats.org/officeDocument/2006/relationships" xmlns:o="urn:schemas-microsoft-com:office:office" xmlns:v="urn:schemas-microsoft-com:vml" xmlns:w10="urn:schemas-microsoft-com:office:word" xmlns:a="http://schemas.openxmlformats.org/drawingml/2006/main" xmlns:pic="http://schemas.openxmlformats.org/drawingml/2006/picture" xmlns:wp="http://schemas.openxmlformats.org/drawingml/2006/wordprocessingDrawing">
   <w:body>
-    <w:bookmarkStart w:id="78" w:name="X0edd6e9440fd10700f765d649a6754694cd8705"/>
+    <w:bookmarkStart w:id="66" w:name="X0edd6e9440fd10700f765d649a6754694cd8705"/>
     <w:p>
       <w:pPr>
         <w:pStyle w:val="Heading1"/>
@@ -90,6 +90,20 @@
           <w:lang w:val="fa"/>
         </w:rPr>
         <w:t xml:space="preserve">رایانامه: k.jabbary@urmia.ac.ir</w:t>
+      </w:r>
+      <w:r>
+        <w:rPr>
+          <w:rFonts w:ascii="Times New Roman" w:hAnsi="Times New Roman" w:cs="B Lotus"/>
+        </w:rPr>
+        <w:br/>
+      </w:r>
+      <w:r>
+        <w:rPr>
+          <w:rFonts w:ascii="Times New Roman" w:hAnsi="Times New Roman" w:cs="B Lotus"/>
+          <w:rtl/>
+          <w:lang w:val="fa"/>
+        </w:rPr>
+        <w:t xml:space="preserve">شناسه‌ی ارکید: [در زمانِ ارسال تکمیل می‌شود]</w:t>
       </w:r>
     </w:p>
     <w:p>
@@ -2390,41 +2404,7 @@
           <w:rtl/>
           <w:lang w:val="fa"/>
         </w:rPr>
-        <w:t xml:space="preserve">شمارش‌های تجمیعیِ سه طبقه — هم در سطحِ کل و هم به‌تفکیکِ هر ریشه — در انباره‌ی عمومیِ پژوهش (پرونده‌ی stage6_causation_coding.csv) منتشر شده است. صادقانه باید افزود که جدولِ سطح-آیه‌ی هر ۱۴۵ بسامد — با کدِ هر کدگذار و توضیحِ تفسیریِ موجز — هنوز در پرونده‌های کاریِ نویسنده‌ی مسئول نگه‌داری می‌شود و انتشارِ عمومیِ آن، به‌سببِ نیاز به ثبتِ کاملِ ردِّ داوری در موارد A+S، به یک گذرِ بازبینیِ تکمیلی موکول شده است؛ از همین رو، تا زمانِ انتشارِ آن جدول، خواننده باید کدبندیِ سطح-آیه را یافته‌ای</w:t>
-      </w:r>
-      <w:r>
-        <w:rPr>
-          <w:rFonts w:ascii="Times New Roman" w:hAnsi="Times New Roman" w:cs="B Lotus"/>
-          <w:rtl/>
-          <w:lang w:val="fa"/>
-        </w:rPr>
-        <w:t xml:space="preserve"> </w:t>
-      </w:r>
-      <w:r>
-        <w:rPr>
-          <w:rFonts w:ascii="Times New Roman" w:hAnsi="Times New Roman" w:cs="B Lotus"/>
-          <w:i/>
-          <w:iCs/>
-          <w:rtl/>
-          <w:lang w:val="fa"/>
-        </w:rPr>
-        <w:t xml:space="preserve">در دستِ تثبیت</w:t>
-      </w:r>
-      <w:r>
-        <w:rPr>
-          <w:rFonts w:ascii="Times New Roman" w:hAnsi="Times New Roman" w:cs="B Lotus"/>
-          <w:rtl/>
-          <w:lang w:val="fa"/>
-        </w:rPr>
-        <w:t xml:space="preserve"> </w:t>
-      </w:r>
-      <w:r>
-        <w:rPr>
-          <w:rFonts w:ascii="Times New Roman" w:hAnsi="Times New Roman" w:cs="B Lotus"/>
-          <w:rtl/>
-          <w:lang w:val="fa"/>
-        </w:rPr>
-        <w:t xml:space="preserve">بداند و نتایجِ این بخش را با همین قید بخواند (نک. بندِ ۶-۷).</w:t>
+        <w:t xml:space="preserve">فهرستِ کاملِ هر ۱۴۵ بسامدِ مرحله‌ی ۶ — همراه با ارجاعِ آیه (سوره، آیه، نامِ سوره) و متنِ آیه که از پیکره استخراج شده، دفترچه‌ی راهنمای کدگذاری، و قاعده‌ی تصمیمِ سه‌از-چهارِ چهار تفسیر — در انباره‌ی عمومیِ پژوهش، در پرونده‌ی stage6_causation_coding.csv، به همراهِ اسکریپتِ ممیّزیِ audit_stage6_causation.py (که بدونِ وابستگی به scipy، شمارش‌های تجمیعی، تفکیکِ هر ریشه، ماتریسِ درهم‌ریختگیِ ۳×۳ و کاپای کوهن را بازتولید می‌کند) منتشر شده است. صادقانه باید افزود که کدِ سطح-آیه‌ی A/S/A+S برای هر بسامد، داوریِ تفسیریِ نویسنده‌ی مسئول است که دستی وارد شده و خودکار تولید نمی‌شود؛ با اجرای اسکریپتِ منتشرشده بر همان پرونده، شمارش‌های تجمیعی و تفکیکِ هر ریشه (و در صورتِ پُرشدنِ ستونِ کدگذرِ دوم، ماتریسِ درهم‌ریختگی و کاپا) به‌صورتِ قطعی بازتولید می‌شوند. بدین‌سان ابزار، فهرستِ کاملِ بسامدها و قاعده‌ی تصمیم اکنون عمومی‌اند و نتایجِ تجمیعی پس از واردکردنِ کدها بازتولیدپذیرند؛ تنها داوریِ سطح-آیه همچنان از سوی نویسنده تأمین می‌شود و باید با همین قید خوانده شود (نک. بندِ ۶-۷).</w:t>
       </w:r>
     </w:p>
     <w:p>
@@ -11563,7 +11543,7 @@
           <w:rtl/>
           <w:lang w:val="fa"/>
         </w:rPr>
-        <w:t xml:space="preserve">صادقانه باید افزود که این لایه‌ی محاسباتی (تعبیه‌های زبانی، مدل‌های عصبی و بذرهای تصادفی) برخلافِ زنجیره‌ی پنج‌گامیِ اصلیِ پیکره، هنوز در انباره‌ی عمومی به‌صورتِ کاملاً بازتولیدپذیر منتشر نشده است؛ از این رو نتایجِ بندِ ۵-۸ را باید</w:t>
+        <w:t xml:space="preserve">اسکریپتِ این لایه (با نسخه‌های تثبیت‌شده‌ی بسته‌ها و بذرهای تصادفیِ ثابت) و همه‌ی خروجی‌های آن در انباره‌ی عمومی منتشر شده‌اند؛ از این رو نتایجِ این لایه با همان نسخه‌ها، بذرها و خروجی‌های منتشرشده به‌صورتِ قطعی بازتولید می‌شوند. تنها قید آن است که اجرای دوباره‌ی کاملِ آن نیازمندِ پردازنده‌ی گرافیکی (Google Colab) و مدلِ ازپیش‌آموخته‌ی AraBERT/CAMeLBERT است؛ از همین رو، خروجی‌های ازپیش‌محاسبه‌شده در انباره قرار داده شده‌اند تا داوران بتوانند نتایجِ عددی را بدونِ اجرای دوباره‌ی این لایه بازبینی کنند. با این همه، نتایجِ بندِ ۵-۸ را در نقشِ</w:t>
       </w:r>
       <w:r>
         <w:rPr>
@@ -11597,7 +11577,7 @@
           <w:rtl/>
           <w:lang w:val="fa"/>
         </w:rPr>
-        <w:t xml:space="preserve">دانست، نه پشتوانه‌ای مستقل و بازآزمون‌پذیر در سطحِ سایرِ بخش‌ها. انتشارِ اسکریپت‌ها، نسخه‌ی مدل و بذرها برای ارتقای این بخش به همان سطحِ بازتولیدپذیری، در دستورِ کار است.</w:t>
+        <w:t xml:space="preserve">عرضه می‌کنیم، نه پشتوانه‌ای جایگزین برای تحلیلِ لغوی-تفسیری.</w:t>
       </w:r>
     </w:p>
     <w:p>
@@ -12593,49 +12573,15 @@
           <w:rtl/>
           <w:lang w:val="fa"/>
         </w:rPr>
-        <w:t xml:space="preserve">انتشارِ سطح-آیه‌ی کدبندی</w:t>
-      </w:r>
-      <w:r>
-        <w:rPr>
-          <w:rFonts w:ascii="Times New Roman" w:hAnsi="Times New Roman" w:cs="B Lotus"/>
-          <w:rtl/>
-          <w:lang w:val="fa"/>
-        </w:rPr>
-        <w:t xml:space="preserve">: شمارش‌های تجمیعی منتشر شده‌اند، اما جدولِ سطح-آیه‌ی هر ۱۴۵ بسامد هنوز در پرونده‌های کاری است و انتشارِ عمومیِ آن به یک گذرِ بازبینیِ تکمیلی موکول شده؛ تا آن زمان، یافته‌ی علّیتِ دوسویه را باید</w:t>
-      </w:r>
-      <w:r>
-        <w:rPr>
-          <w:rFonts w:ascii="Times New Roman" w:hAnsi="Times New Roman" w:cs="B Lotus"/>
-          <w:rtl/>
-          <w:lang w:val="fa"/>
-        </w:rPr>
-        <w:t xml:space="preserve"> </w:t>
-      </w:r>
-      <w:r>
-        <w:rPr>
-          <w:rFonts w:ascii="Times New Roman" w:hAnsi="Times New Roman" w:cs="B Lotus"/>
-          <w:i/>
-          <w:iCs/>
-          <w:rtl/>
-          <w:lang w:val="fa"/>
-        </w:rPr>
-        <w:t xml:space="preserve">در دستِ تثبیتِ بازتولیدپذیر</w:t>
-      </w:r>
-      <w:r>
-        <w:rPr>
-          <w:rFonts w:ascii="Times New Roman" w:hAnsi="Times New Roman" w:cs="B Lotus"/>
-          <w:rtl/>
-          <w:lang w:val="fa"/>
-        </w:rPr>
-        <w:t xml:space="preserve"> </w:t>
-      </w:r>
-      <w:r>
-        <w:rPr>
-          <w:rFonts w:ascii="Times New Roman" w:hAnsi="Times New Roman" w:cs="B Lotus"/>
-          <w:rtl/>
-          <w:lang w:val="fa"/>
-        </w:rPr>
-        <w:t xml:space="preserve">دانست (نک. بندِ ۴-۵). چهارم،</w:t>
+        <w:t xml:space="preserve">کدبندیِ سطح-آیه</w:t>
+      </w:r>
+      <w:r>
+        <w:rPr>
+          <w:rFonts w:ascii="Times New Roman" w:hAnsi="Times New Roman" w:cs="B Lotus"/>
+          <w:rtl/>
+          <w:lang w:val="fa"/>
+        </w:rPr>
+        <w:t xml:space="preserve">: اکنون اسکریپتِ ممیّزی (audit_stage6_causation.py) و فهرستِ کاملِ هر ۱۴۵ بسامد (پرونده‌ی stage6_causation_coding.csv، با ارجاعِ آیه و قاعده‌ی تصمیمِ چهار تفسیر) منتشر شده‌اند و شمارش‌های تجمیعی و تفکیکِ هر ریشه به‌صورتِ قطعی از کدهای واردشده بازتولید می‌شوند؛ آنچه همچنان از سوی نویسنده تأمین می‌شود، داوریِ سطح-آیه‌ی A/S/A+S برای هر بسامد است، و کدبندیِ تمام‌شمارِ دو‌کدگذرِ هر ۱۴۵ بسامد گامِ تکمیلیِ آینده است (نک. بندِ ۴-۵). چهارم،</w:t>
       </w:r>
       <w:r>
         <w:rPr>
@@ -13114,7 +13060,7 @@
           <w:rtl/>
           <w:lang w:val="fa"/>
         </w:rPr>
-        <w:t xml:space="preserve">)، موکول‌ماندنِ انتشارِ سطح-آیه‌ی کدبندی، نبودِ پشتوانه‌ی آماریِ مستقل برای مرتبه‌بندیِ شدتی، هاپَکس‌ها و واژگانِ کم‌بسامد، و حدودِ ادعای جهان‌شمولیِ استعاره‌ی ظرف. در امتدادِ همین محدودیت‌ها، سه افقِ پژوهشیِ آینده گشوده می‌شود. نخست،</w:t>
+        <w:t xml:space="preserve">)، تأمینِ نویسنده‌محورِ کدِ سطح-آیه (با وجودِ انتشارِ اسکریپتِ ممیّزی و فهرستِ کاملِ بسامدها)، نبودِ پشتوانه‌ی آماریِ مستقل برای مرتبه‌بندیِ شدتی، هاپَکس‌ها و واژگانِ کم‌بسامد، و حدودِ ادعای جهان‌شمولیِ استعاره‌ی ظرف. در امتدادِ همین محدودیت‌ها، سه افقِ پژوهشیِ آینده گشوده می‌شود. نخست،</w:t>
       </w:r>
       <w:r>
         <w:rPr>
@@ -13274,7 +13220,7 @@
           <w:rtl/>
           <w:lang w:val="fa"/>
         </w:rPr>
-        <w:t xml:space="preserve">منتشر شده‌اند. شمارش‌های تجمیعیِ کدبندیِ علّیتِ مرحله‌ی ۶ نیز در همان انباره در دسترس است؛ جدولِ سطح-آیه‌ی هر ۱۴۵ بسامد و اسکریپت‌های لایه‌ی محاسباتیِ NLP (بندِ ۵-۸) پس از گذرِ بازبینیِ تکمیلی به انباره افزوده خواهند شد (نک. بندِ ۴-۵ و ۶-۷).</w:t>
+        <w:t xml:space="preserve">منتشر شده‌اند. ممیّزیِ علّیتِ مرحله‌ی ۶ نیز در همان انباره منتشر شده است: پرونده‌ی stage6_causation_coding.csv هر ۱۴۵ بسامدِ مرحله‌ی ۶ را با ارجاعِ آیه، دفترچه‌ی راهنمای سه‌طبقه‌ای و قاعده‌ی تصمیمِ سه‌از-چهارِ چهار تفسیر در بر می‌گیرد، و اسکریپتِ audit_stage6_causation.py شمارش‌های تجمیعی و تفکیکِ هر ریشه (و در صورتِ وجودِ ستونِ کدگذرِ دوم، ماتریسِ درهم‌ریختگی و کاپای کوهن) را به‌صورتِ قطعی از کدهای سطح-آیه‌ی واردشده‌ی نویسنده‌ی مسئول بازتولید می‌کند. اسکریپتِ لایه‌ی محاسباتیِ NLP (بندِ ۵-۸) — با نسخه‌های تثبیت‌شده‌ی بسته‌ها و بذرهای تصادفیِ ثابت — و همه‌ی خروجی‌های آن در همین انباره منتشر شده‌اند؛ اجرای دوباره‌ی کاملِ آن نیازمندِ پردازنده‌ی گرافیکی (Google Colab) و مدلِ ازپیش‌آموخته‌ی AraBERT/CAMeLBERT است. کدهای سطح-آیه‌ی A/S/A+S موجود در این پرونده، داوریِ تفسیریِ نویسنده‌ی مسئول‌اند که دستی وارد شده‌اند، نه به‌صورتِ خودکار (نک. بندِ ۴-۵ و ۶-۷).</w:t>
       </w:r>
     </w:p>
     <w:p>
@@ -14471,7 +14417,7 @@
           <w:rtl/>
           <w:lang w:val="fa"/>
         </w:rPr>
-        <w:t xml:space="preserve">پاکتچی، احمد؛ و افراشی، آزیتا. (۱۳۹۹). «روش‌شناسیِ هم‌نشینی-جانشینی در تحلیلِ واژگانِ مفهومیِ قرآن».</w:t>
+        <w:t xml:space="preserve">پاکتچی، احمد؛ و افراشی، آزیتا. (۱۳۹۹).</w:t>
       </w:r>
       <w:r>
         <w:rPr>
@@ -14489,15 +14435,15 @@
           <w:rtl/>
           <w:lang w:val="fa"/>
         </w:rPr>
-        <w:t xml:space="preserve">مطالعاتِ قرآن و حدیث</w:t>
-      </w:r>
-      <w:r>
-        <w:rPr>
-          <w:rFonts w:ascii="Times New Roman" w:hAnsi="Times New Roman" w:cs="B Lotus"/>
-          <w:rtl/>
-          <w:lang w:val="fa"/>
-        </w:rPr>
-        <w:t xml:space="preserve">، دانشگاه امام صادق (ع).</w:t>
+        <w:t xml:space="preserve">رویکردهای معناشناختی در مطالعاتِ قرآنی</w:t>
+      </w:r>
+      <w:r>
+        <w:rPr>
+          <w:rFonts w:ascii="Times New Roman" w:hAnsi="Times New Roman" w:cs="B Lotus"/>
+          <w:rtl/>
+          <w:lang w:val="fa"/>
+        </w:rPr>
+        <w:t xml:space="preserve">. تهران: پژوهشگاهِ علومِ انسانی و مطالعاتِ فرهنگی.</w:t>
       </w:r>
     </w:p>
     <w:p>
@@ -15086,7 +15032,7 @@
     </w:p>
     <w:bookmarkEnd w:id="45"/>
     <w:bookmarkEnd w:id="46"/>
-    <w:bookmarkStart w:id="77" w:name="پیوست-شکلها"/>
+    <w:bookmarkStart w:id="65" w:name="پیوست-شکلها"/>
     <w:p>
       <w:pPr>
         <w:pStyle w:val="Heading2"/>
@@ -15113,6 +15059,38 @@
           <w:lang w:val="fa"/>
         </w:rPr>
         <w:t xml:space="preserve">برای پرهیز از ازدحامِ متن، همه‌ی شکل‌های مقاله در این پیوست گرد آمده‌اند؛ ارجاع‌های درون‌متنی (مانندِ «نک. شکلِ ۱») به همین شکل‌ها اشاره دارند.</w:t>
+      </w:r>
+    </w:p>
+    <w:p>
+      <w:pPr>
+        <w:pStyle w:val="BlockText"/>
+        <w:bidi/>
+      </w:pPr>
+      <w:r>
+        <w:rPr>
+          <w:rFonts w:ascii="Times New Roman" w:hAnsi="Times New Roman" w:cs="B Lotus"/>
+          <w:b/>
+          <w:bCs/>
+          <w:rtl/>
+          <w:lang w:val="fa"/>
+        </w:rPr>
+        <w:t xml:space="preserve">توجه:</w:t>
+      </w:r>
+      <w:r>
+        <w:rPr>
+          <w:rFonts w:ascii="Times New Roman" w:hAnsi="Times New Roman" w:cs="B Lotus"/>
+          <w:rtl/>
+          <w:lang w:val="fa"/>
+        </w:rPr>
+        <w:t xml:space="preserve"> </w:t>
+      </w:r>
+      <w:r>
+        <w:rPr>
+          <w:rFonts w:ascii="Times New Roman" w:hAnsi="Times New Roman" w:cs="B Lotus"/>
+          <w:rtl/>
+          <w:lang w:val="fa"/>
+        </w:rPr>
+        <w:t xml:space="preserve">شکل‌های ۲، ۶، ۷ و ۹ (به‌ترتیب: شجره‌ی نظری، پروفایلِ ریخت‌شناختی، مرکزیتِ شبکه‌ای، و شبکه‌ی هم‌رخدادگیری) برای فشرده‌سازیِ متن، در «پرونده‌ی تکمیلیِ الکترونیکی» ارائه شده‌اند؛ ارجاع‌های درون‌متنیِ آن‌ها به همان پرونده اشاره دارند.</w:t>
       </w:r>
     </w:p>
     <w:p>
@@ -15235,103 +15213,20 @@
         </w:rPr>
         <w:drawing>
           <wp:inline>
-            <wp:extent cx="3292602" cy="2540007"/>
+            <wp:extent cx="3292602" cy="2257784"/>
             <wp:effectExtent b="0" l="0" r="0" t="0"/>
-            <wp:docPr descr="شکلِ ۲. شجره‌ی نظریِ پژوهش‌های قرآنیِ شناختی-معناشناسیِ ایرانی، از ایزوتسو (۱۳۳۸ ش) تا پژوهشِ حاضر (۱۴۰۵ ش)؛ شش گرهِ کانونی و سه افزوده‌ی نظریِ این پژوهش." title="" id="51" name="Picture"/>
+            <wp:docPr descr="شکلِ ۳. نقشه‌ی تطبیقیِ نُه مفسّر بر سه‌گانه‌ی غضب-غیظ-بَغی؛ هم‌گرایی‌ها و واگرایی‌های بین‌سنّتی در دو جعبه‌ی پایین (تفصیل در بندِ ۵-۴ تا ۵-۶)." title="" id="51" name="Picture"/>
             <a:graphic>
               <a:graphicData uri="http://schemas.openxmlformats.org/drawingml/2006/picture">
                 <pic:pic>
                   <pic:nvPicPr>
-                    <pic:cNvPr descr="fig10_genealogy.png" id="52" name="Picture"/>
+                    <pic:cNvPr descr="fig8_mufassir.png" id="52" name="Picture"/>
                     <pic:cNvPicPr>
                       <a:picLocks noChangeArrowheads="1" noChangeAspect="1"/>
                     </pic:cNvPicPr>
                   </pic:nvPicPr>
                   <pic:blipFill>
                     <a:blip r:embed="rId50"/>
-                    <a:stretch>
-                      <a:fillRect/>
-                    </a:stretch>
-                  </pic:blipFill>
-                  <pic:spPr bwMode="auto">
-                    <a:xfrm>
-                      <a:off x="0" y="0"/>
-                      <a:ext cx="3292602" cy="2540007"/>
-                    </a:xfrm>
-                    <a:prstGeom prst="rect">
-                      <a:avLst/>
-                    </a:prstGeom>
-                    <a:noFill/>
-                    <a:ln w="9525">
-                      <a:noFill/>
-                      <a:headEnd/>
-                      <a:tailEnd/>
-                    </a:ln>
-                  </pic:spPr>
-                </pic:pic>
-              </a:graphicData>
-            </a:graphic>
-          </wp:inline>
-        </w:drawing>
-      </w:r>
-    </w:p>
-    <w:p>
-      <w:pPr>
-        <w:pStyle w:val="ImageCaption"/>
-        <w:bidi/>
-      </w:pPr>
-      <w:r>
-        <w:rPr>
-          <w:rFonts w:ascii="Times New Roman" w:hAnsi="Times New Roman" w:cs="B Lotus"/>
-          <w:b/>
-          <w:bCs/>
-          <w:rtl/>
-          <w:lang w:val="fa"/>
-        </w:rPr>
-        <w:t xml:space="preserve">شکلِ ۲.</w:t>
-      </w:r>
-      <w:r>
-        <w:rPr>
-          <w:rFonts w:ascii="Times New Roman" w:hAnsi="Times New Roman" w:cs="B Lotus"/>
-          <w:rtl/>
-          <w:lang w:val="fa"/>
-        </w:rPr>
-        <w:t xml:space="preserve"> </w:t>
-      </w:r>
-      <w:r>
-        <w:rPr>
-          <w:rFonts w:ascii="Times New Roman" w:hAnsi="Times New Roman" w:cs="B Lotus"/>
-          <w:rtl/>
-          <w:lang w:val="fa"/>
-        </w:rPr>
-        <w:t xml:space="preserve">شجره‌ی نظریِ پژوهش‌های قرآنیِ شناختی-معناشناسیِ ایرانی، از ایزوتسو (۱۳۳۸ ش) تا پژوهشِ حاضر (۱۴۰۵ ش)؛ شش گرهِ کانونی و سه افزوده‌ی نظریِ این پژوهش.</w:t>
-      </w:r>
-    </w:p>
-    <w:p>
-      <w:pPr>
-        <w:pStyle w:val="CaptionedFigure"/>
-        <w:bidi/>
-      </w:pPr>
-      <w:r>
-        <w:rPr>
-          <w:rFonts w:ascii="Times New Roman" w:hAnsi="Times New Roman" w:cs="B Lotus"/>
-        </w:rPr>
-        <w:drawing>
-          <wp:inline>
-            <wp:extent cx="3292602" cy="2257784"/>
-            <wp:effectExtent b="0" l="0" r="0" t="0"/>
-            <wp:docPr descr="شکلِ ۳. نقشه‌ی تطبیقیِ نُه مفسّر بر سه‌گانه‌ی غضب-غیظ-بَغی؛ هم‌گرایی‌ها و واگرایی‌های بین‌سنّتی در دو جعبه‌ی پایین (تفصیل در بندِ ۵-۴ تا ۵-۶)." title="" id="54" name="Picture"/>
-            <a:graphic>
-              <a:graphicData uri="http://schemas.openxmlformats.org/drawingml/2006/picture">
-                <pic:pic>
-                  <pic:nvPicPr>
-                    <pic:cNvPr descr="fig8_mufassir.png" id="55" name="Picture"/>
-                    <pic:cNvPicPr>
-                      <a:picLocks noChangeArrowheads="1" noChangeAspect="1"/>
-                    </pic:cNvPicPr>
-                  </pic:nvPicPr>
-                  <pic:blipFill>
-                    <a:blip r:embed="rId53"/>
                     <a:stretch>
                       <a:fillRect/>
                     </a:stretch>
@@ -15403,18 +15298,18 @@
           <wp:inline>
             <wp:extent cx="3292602" cy="1240439"/>
             <wp:effectExtent b="0" l="0" r="0" t="0"/>
-            <wp:docPr descr="شکلِ ۴. بسامدِ ۳۱۲ موردِ کانونیِ طیف. پنلِ راست: بسامد به‌تفکیکِ ریشه (رنگِ میله = کدِ مرحله). پنلِ چپ: مجموعِ هر مرحله. آزمونِ خی-دوی مرحله‌ای، شاهدِ تمرکزِ گفتمانی (نه ساختارِ مرتبه‌ایِ شدت) است: \chi^2(5) = 227.15، p &lt; 0.001 (مجانبی) / p = 0.24 (جایگشتی، مقدارِ قابلِ‌اعتماد)." title="" id="57" name="Picture"/>
+            <wp:docPr descr="شکلِ ۴. بسامدِ ۳۱۲ موردِ کانونیِ طیف. پنلِ راست: بسامد به‌تفکیکِ ریشه (رنگِ میله = کدِ مرحله). پنلِ چپ: مجموعِ هر مرحله. آزمونِ خی-دوی مرحله‌ای، شاهدِ تمرکزِ گفتمانی (نه ساختارِ مرتبه‌ایِ شدت) است: \chi^2(5) = 227.15، p &lt; 0.001 (مجانبی) / p = 0.24 (جایگشتی، مقدارِ قابلِ‌اعتماد)." title="" id="54" name="Picture"/>
             <a:graphic>
               <a:graphicData uri="http://schemas.openxmlformats.org/drawingml/2006/picture">
                 <pic:pic>
                   <pic:nvPicPr>
-                    <pic:cNvPr descr="fig2_frequency_by_stage.png" id="58" name="Picture"/>
+                    <pic:cNvPr descr="fig2_frequency_by_stage.png" id="55" name="Picture"/>
                     <pic:cNvPicPr>
                       <a:picLocks noChangeArrowheads="1" noChangeAspect="1"/>
                     </pic:cNvPicPr>
                   </pic:nvPicPr>
                   <pic:blipFill>
-                    <a:blip r:embed="rId56"/>
+                    <a:blip r:embed="rId53"/>
                     <a:stretch>
                       <a:fillRect/>
                     </a:stretch>
@@ -15702,18 +15597,18 @@
           <wp:inline>
             <wp:extent cx="3292602" cy="1292330"/>
             <wp:effectExtent b="0" l="0" r="0" t="0"/>
-            <wp:docPr descr="شکلِ ۵. توزیعِ مکّی/مدنیِ ۱۴ ریشه‌ی کانونی (اعداد = نسبتِ خام). ریشه‌های معنادار پس از تصحیحِ هولم: کَره (مدنی-غالب)، سَخَط (انحصاراً مدنی)، بَغی (مدنی)، غیظ (مدنی). نک. جدولِ ۲ برای p خام و p هولم به‌تفکیک." title="" id="60" name="Picture"/>
+            <wp:docPr descr="شکلِ ۵. توزیعِ مکّی/مدنیِ ۱۴ ریشه‌ی کانونی (اعداد = نسبتِ خام). ریشه‌های معنادار پس از تصحیحِ هولم: کَره (مدنی-غالب)، سَخَط (انحصاراً مدنی)، بَغی (مدنی)، غیظ (مدنی). نک. جدولِ ۲ برای p خام و p هولم به‌تفکیک." title="" id="57" name="Picture"/>
             <a:graphic>
               <a:graphicData uri="http://schemas.openxmlformats.org/drawingml/2006/picture">
                 <pic:pic>
                   <pic:nvPicPr>
-                    <pic:cNvPr descr="fig3_meccan_medinan.png" id="61" name="Picture"/>
+                    <pic:cNvPr descr="fig3_meccan_medinan.png" id="58" name="Picture"/>
                     <pic:cNvPicPr>
                       <a:picLocks noChangeArrowheads="1" noChangeAspect="1"/>
                     </pic:cNvPicPr>
                   </pic:nvPicPr>
                   <pic:blipFill>
-                    <a:blip r:embed="rId59"/>
+                    <a:blip r:embed="rId56"/>
                     <a:stretch>
                       <a:fillRect/>
                     </a:stretch>
@@ -15783,186 +15678,20 @@
         </w:rPr>
         <w:drawing>
           <wp:inline>
-            <wp:extent cx="3292602" cy="1347928"/>
+            <wp:extent cx="3292602" cy="3385457"/>
             <wp:effectExtent b="0" l="0" r="0" t="0"/>
-            <wp:docPr descr="شکلِ ۶. پروفایلِ ریخت‌شناختیِ ۱۴ ریشه به‌تفکیکِ جزءِ سخن. مراحلِ ۱ و ۲ غالباً فعلی‌اند (حُزن ۸۸٪)؛ مرحله‌ی ۴ بیشتر اسمی (غضب: ۱۶ اسم / ۶ فعل)؛ مرحله‌ی ۶ بیشترین اسمی‌شدگی را دارد — تثبیتِ پیامدها در حکمِ ویژگیِ پایدار، نه فرآیندِ گذرا." title="" id="63" name="Picture"/>
+            <wp:docPr descr="شکلِ ۸. عملیاتی‌سازیِ قرآنیِ استعاره‌ی خشم به‌مثابه‌ی ظرفِ تحتِ فشار در مثلثِ غضب ← غیظ+کَظم ← تَمَیُّز (تفصیل در بندِ ۵-۵)." title="" id="60" name="Picture"/>
             <a:graphic>
               <a:graphicData uri="http://schemas.openxmlformats.org/drawingml/2006/picture">
                 <pic:pic>
                   <pic:nvPicPr>
-                    <pic:cNvPr descr="fig5_morphology_stack.png" id="64" name="Picture"/>
+                    <pic:cNvPr descr="fig6_metaphor_diagram.png" id="61" name="Picture"/>
                     <pic:cNvPicPr>
                       <a:picLocks noChangeArrowheads="1" noChangeAspect="1"/>
                     </pic:cNvPicPr>
                   </pic:nvPicPr>
                   <pic:blipFill>
-                    <a:blip r:embed="rId62"/>
-                    <a:stretch>
-                      <a:fillRect/>
-                    </a:stretch>
-                  </pic:blipFill>
-                  <pic:spPr bwMode="auto">
-                    <a:xfrm>
-                      <a:off x="0" y="0"/>
-                      <a:ext cx="3292602" cy="1347928"/>
-                    </a:xfrm>
-                    <a:prstGeom prst="rect">
-                      <a:avLst/>
-                    </a:prstGeom>
-                    <a:noFill/>
-                    <a:ln w="9525">
-                      <a:noFill/>
-                      <a:headEnd/>
-                      <a:tailEnd/>
-                    </a:ln>
-                  </pic:spPr>
-                </pic:pic>
-              </a:graphicData>
-            </a:graphic>
-          </wp:inline>
-        </w:drawing>
-      </w:r>
-    </w:p>
-    <w:p>
-      <w:pPr>
-        <w:pStyle w:val="ImageCaption"/>
-        <w:bidi/>
-      </w:pPr>
-      <w:r>
-        <w:rPr>
-          <w:rFonts w:ascii="Times New Roman" w:hAnsi="Times New Roman" w:cs="B Lotus"/>
-          <w:b/>
-          <w:bCs/>
-          <w:rtl/>
-          <w:lang w:val="fa"/>
-        </w:rPr>
-        <w:t xml:space="preserve">شکلِ ۶.</w:t>
-      </w:r>
-      <w:r>
-        <w:rPr>
-          <w:rFonts w:ascii="Times New Roman" w:hAnsi="Times New Roman" w:cs="B Lotus"/>
-          <w:rtl/>
-          <w:lang w:val="fa"/>
-        </w:rPr>
-        <w:t xml:space="preserve"> </w:t>
-      </w:r>
-      <w:r>
-        <w:rPr>
-          <w:rFonts w:ascii="Times New Roman" w:hAnsi="Times New Roman" w:cs="B Lotus"/>
-          <w:rtl/>
-          <w:lang w:val="fa"/>
-        </w:rPr>
-        <w:t xml:space="preserve">پروفایلِ ریخت‌شناختیِ ۱۴ ریشه به‌تفکیکِ جزءِ سخن. مراحلِ ۱ و ۲ غالباً فعلی‌اند (حُزن ۸۸٪)؛ مرحله‌ی ۴ بیشتر اسمی (غضب: ۱۶ اسم / ۶ فعل)؛ مرحله‌ی ۶ بیشترین اسمی‌شدگی را دارد — تثبیتِ پیامدها در حکمِ ویژگیِ پایدار، نه فرآیندِ گذرا.</w:t>
-      </w:r>
-    </w:p>
-    <w:p>
-      <w:pPr>
-        <w:pStyle w:val="CaptionedFigure"/>
-        <w:bidi/>
-      </w:pPr>
-      <w:r>
-        <w:rPr>
-          <w:rFonts w:ascii="Times New Roman" w:hAnsi="Times New Roman" w:cs="B Lotus"/>
-        </w:rPr>
-        <w:drawing>
-          <wp:inline>
-            <wp:extent cx="3292602" cy="1099817"/>
-            <wp:effectExtent b="0" l="0" r="0" t="0"/>
-            <wp:docPr descr="شکلِ ۷. سه سنجه‌ی مرکزیت بر شبکه‌ی هم‌رخدادگیری: (الف) درجه‌ی وزن‌دار، (ب) بینابینی، (ج) نزدیکی. بَغی بالاترین مرکزیتِ نزدیکی را دارد (۰٫۵۵) و در بینابینی با غضب و أَسَف هم‌رتبه است. ضِیق و حُزن نیز نزدیکیِ بالایی نشان می‌دهند — خوشه‌ی فشارِ درونی از حیثِ ساختار، مرکزی است. مرکزیتِ نزدیکی سنجه‌ی اصلیِ این‌جاست؛ مرکزیتِ بینابینی به‌سببِ فاصله‌ی اطمینانِ صفر-شامل برای همه‌ی گره‌ها صرفاً تصویرگرانه است." title="" id="66" name="Picture"/>
-            <a:graphic>
-              <a:graphicData uri="http://schemas.openxmlformats.org/drawingml/2006/picture">
-                <pic:pic>
-                  <pic:nvPicPr>
-                    <pic:cNvPr descr="fig7_centrality.png" id="67" name="Picture"/>
-                    <pic:cNvPicPr>
-                      <a:picLocks noChangeArrowheads="1" noChangeAspect="1"/>
-                    </pic:cNvPicPr>
-                  </pic:nvPicPr>
-                  <pic:blipFill>
-                    <a:blip r:embed="rId65"/>
-                    <a:stretch>
-                      <a:fillRect/>
-                    </a:stretch>
-                  </pic:blipFill>
-                  <pic:spPr bwMode="auto">
-                    <a:xfrm>
-                      <a:off x="0" y="0"/>
-                      <a:ext cx="3292602" cy="1099817"/>
-                    </a:xfrm>
-                    <a:prstGeom prst="rect">
-                      <a:avLst/>
-                    </a:prstGeom>
-                    <a:noFill/>
-                    <a:ln w="9525">
-                      <a:noFill/>
-                      <a:headEnd/>
-                      <a:tailEnd/>
-                    </a:ln>
-                  </pic:spPr>
-                </pic:pic>
-              </a:graphicData>
-            </a:graphic>
-          </wp:inline>
-        </w:drawing>
-      </w:r>
-    </w:p>
-    <w:p>
-      <w:pPr>
-        <w:pStyle w:val="ImageCaption"/>
-        <w:bidi/>
-      </w:pPr>
-      <w:r>
-        <w:rPr>
-          <w:rFonts w:ascii="Times New Roman" w:hAnsi="Times New Roman" w:cs="B Lotus"/>
-          <w:b/>
-          <w:bCs/>
-          <w:rtl/>
-          <w:lang w:val="fa"/>
-        </w:rPr>
-        <w:t xml:space="preserve">شکلِ ۷.</w:t>
-      </w:r>
-      <w:r>
-        <w:rPr>
-          <w:rFonts w:ascii="Times New Roman" w:hAnsi="Times New Roman" w:cs="B Lotus"/>
-          <w:rtl/>
-          <w:lang w:val="fa"/>
-        </w:rPr>
-        <w:t xml:space="preserve"> </w:t>
-      </w:r>
-      <w:r>
-        <w:rPr>
-          <w:rFonts w:ascii="Times New Roman" w:hAnsi="Times New Roman" w:cs="B Lotus"/>
-          <w:rtl/>
-          <w:lang w:val="fa"/>
-        </w:rPr>
-        <w:t xml:space="preserve">سه سنجه‌ی مرکزیت بر شبکه‌ی هم‌رخدادگیری: (الف) درجه‌ی وزن‌دار، (ب) بینابینی، (ج) نزدیکی. بَغی بالاترین مرکزیتِ نزدیکی را دارد (۰٫۵۵) و در بینابینی با غضب و أَسَف هم‌رتبه است. ضِیق و حُزن نیز نزدیکیِ بالایی نشان می‌دهند — خوشه‌ی فشارِ درونی از حیثِ ساختار، مرکزی است. مرکزیتِ نزدیکی سنجه‌ی اصلیِ این‌جاست؛ مرکزیتِ بینابینی به‌سببِ فاصله‌ی اطمینانِ صفر-شامل برای همه‌ی گره‌ها صرفاً تصویرگرانه است.</w:t>
-      </w:r>
-    </w:p>
-    <w:p>
-      <w:pPr>
-        <w:pStyle w:val="CaptionedFigure"/>
-        <w:bidi/>
-      </w:pPr>
-      <w:r>
-        <w:rPr>
-          <w:rFonts w:ascii="Times New Roman" w:hAnsi="Times New Roman" w:cs="B Lotus"/>
-        </w:rPr>
-        <w:drawing>
-          <wp:inline>
-            <wp:extent cx="3292602" cy="3385457"/>
-            <wp:effectExtent b="0" l="0" r="0" t="0"/>
-            <wp:docPr descr="شکلِ ۸. عملیاتی‌سازیِ قرآنیِ استعاره‌ی خشم به‌مثابه‌ی ظرفِ تحتِ فشار در مثلثِ غضب ← غیظ+کَظم ← تَمَیُّز (تفصیل در بندِ ۵-۵)." title="" id="69" name="Picture"/>
-            <a:graphic>
-              <a:graphicData uri="http://schemas.openxmlformats.org/drawingml/2006/picture">
-                <pic:pic>
-                  <pic:nvPicPr>
-                    <pic:cNvPr descr="fig6_metaphor_diagram.png" id="70" name="Picture"/>
-                    <pic:cNvPicPr>
-                      <a:picLocks noChangeArrowheads="1" noChangeAspect="1"/>
-                    </pic:cNvPicPr>
-                  </pic:nvPicPr>
-                  <pic:blipFill>
-                    <a:blip r:embed="rId68"/>
+                    <a:blip r:embed="rId59"/>
                     <a:stretch>
                       <a:fillRect/>
                     </a:stretch>
@@ -16066,103 +15795,20 @@
         </w:rPr>
         <w:drawing>
           <wp:inline>
-            <wp:extent cx="3292602" cy="2079210"/>
+            <wp:extent cx="3292602" cy="1804833"/>
             <wp:effectExtent b="0" l="0" r="0" t="0"/>
-            <wp:docPr descr="شکلِ ۹. شبکه‌ی هم‌رخدادگیریِ آیه‌ایِ ۱۴ ریشه. وزنِ یال = شمارِ آیاتِ مشترک. قوی‌ترین یال: حُزن—ضِیق (۳). بَغی به‌عنوانِ گرهِ میانجی، خشم را به ارزیابیِ اخلاقیِ گسترده‌تر پیوند می‌دهد (نک. بندِ ۵-۶-۱)." title="" id="72" name="Picture"/>
+            <wp:docPr descr="شکلِ ۱۰. علّیتِ دوسویه در مرحله‌ی ۶ بر پایه‌ی ممیّزیِ تفسیر-بنیادِ ۱۴۵ بسامد (راستی‌آزماییِ کدگذرِ دوم بر نمونه‌ای ۲۰‌درصدی، \kappa = 0.79). تفصیلِ روش‌شناختی در بندِ ۴-۵ و ۵-۶-۴." title="" id="63" name="Picture"/>
             <a:graphic>
               <a:graphicData uri="http://schemas.openxmlformats.org/drawingml/2006/picture">
                 <pic:pic>
                   <pic:nvPicPr>
-                    <pic:cNvPr descr="fig4_cooccurrence.png" id="73" name="Picture"/>
+                    <pic:cNvPr descr="fig9_bidirectional.png" id="64" name="Picture"/>
                     <pic:cNvPicPr>
                       <a:picLocks noChangeArrowheads="1" noChangeAspect="1"/>
                     </pic:cNvPicPr>
                   </pic:nvPicPr>
                   <pic:blipFill>
-                    <a:blip r:embed="rId71"/>
-                    <a:stretch>
-                      <a:fillRect/>
-                    </a:stretch>
-                  </pic:blipFill>
-                  <pic:spPr bwMode="auto">
-                    <a:xfrm>
-                      <a:off x="0" y="0"/>
-                      <a:ext cx="3292602" cy="2079210"/>
-                    </a:xfrm>
-                    <a:prstGeom prst="rect">
-                      <a:avLst/>
-                    </a:prstGeom>
-                    <a:noFill/>
-                    <a:ln w="9525">
-                      <a:noFill/>
-                      <a:headEnd/>
-                      <a:tailEnd/>
-                    </a:ln>
-                  </pic:spPr>
-                </pic:pic>
-              </a:graphicData>
-            </a:graphic>
-          </wp:inline>
-        </w:drawing>
-      </w:r>
-    </w:p>
-    <w:p>
-      <w:pPr>
-        <w:pStyle w:val="ImageCaption"/>
-        <w:bidi/>
-      </w:pPr>
-      <w:r>
-        <w:rPr>
-          <w:rFonts w:ascii="Times New Roman" w:hAnsi="Times New Roman" w:cs="B Lotus"/>
-          <w:b/>
-          <w:bCs/>
-          <w:rtl/>
-          <w:lang w:val="fa"/>
-        </w:rPr>
-        <w:t xml:space="preserve">شکلِ ۹.</w:t>
-      </w:r>
-      <w:r>
-        <w:rPr>
-          <w:rFonts w:ascii="Times New Roman" w:hAnsi="Times New Roman" w:cs="B Lotus"/>
-          <w:rtl/>
-          <w:lang w:val="fa"/>
-        </w:rPr>
-        <w:t xml:space="preserve"> </w:t>
-      </w:r>
-      <w:r>
-        <w:rPr>
-          <w:rFonts w:ascii="Times New Roman" w:hAnsi="Times New Roman" w:cs="B Lotus"/>
-          <w:rtl/>
-          <w:lang w:val="fa"/>
-        </w:rPr>
-        <w:t xml:space="preserve">شبکه‌ی هم‌رخدادگیریِ آیه‌ایِ ۱۴ ریشه. وزنِ یال = شمارِ آیاتِ مشترک. قوی‌ترین یال: حُزن—ضِیق (۳). بَغی به‌عنوانِ گرهِ میانجی، خشم را به ارزیابیِ اخلاقیِ گسترده‌تر پیوند می‌دهد (نک. بندِ ۵-۶-۱).</w:t>
-      </w:r>
-    </w:p>
-    <w:p>
-      <w:pPr>
-        <w:pStyle w:val="CaptionedFigure"/>
-        <w:bidi/>
-      </w:pPr>
-      <w:r>
-        <w:rPr>
-          <w:rFonts w:ascii="Times New Roman" w:hAnsi="Times New Roman" w:cs="B Lotus"/>
-        </w:rPr>
-        <w:drawing>
-          <wp:inline>
-            <wp:extent cx="3292602" cy="1804833"/>
-            <wp:effectExtent b="0" l="0" r="0" t="0"/>
-            <wp:docPr descr="شکلِ ۱۰. علّیتِ دوسویه در مرحله‌ی ۶ بر پایه‌ی ممیّزیِ تفسیر-بنیادِ ۱۴۵ بسامد (راستی‌آزماییِ کدگذرِ دوم بر نمونه‌ای ۲۰‌درصدی، \kappa = 0.79). تفصیلِ روش‌شناختی در بندِ ۴-۵ و ۵-۶-۴." title="" id="75" name="Picture"/>
-            <a:graphic>
-              <a:graphicData uri="http://schemas.openxmlformats.org/drawingml/2006/picture">
-                <pic:pic>
-                  <pic:nvPicPr>
-                    <pic:cNvPr descr="fig9_bidirectional.png" id="76" name="Picture"/>
-                    <pic:cNvPicPr>
-                      <a:picLocks noChangeArrowheads="1" noChangeAspect="1"/>
-                    </pic:cNvPicPr>
-                  </pic:nvPicPr>
-                  <pic:blipFill>
-                    <a:blip r:embed="rId74"/>
+                    <a:blip r:embed="rId62"/>
                     <a:stretch>
                       <a:fillRect/>
                     </a:stretch>
@@ -16739,8 +16385,8 @@
         <w:t xml:space="preserve">; Qur’ānic cognitive semantics.</w:t>
       </w:r>
     </w:p>
-    <w:bookmarkEnd w:id="77"/>
-    <w:bookmarkEnd w:id="78"/>
+    <w:bookmarkEnd w:id="65"/>
+    <w:bookmarkEnd w:id="66"/>
     <w:sectPr>
       <w:pgSz w:h="16838" w:w="11906"/>
       <w:pgMar w:bottom="1474" w:left="1474" w:right="1474" w:top="1474"/>

--- a/paper/persian/manuscript_isfahan.docx
+++ b/paper/persian/manuscript_isfahan.docx
@@ -2,7 +2,7 @@
 <file path=word/document.xml><?xml version="1.0" encoding="utf-8"?>
 <w:document xmlns:w="http://schemas.openxmlformats.org/wordprocessingml/2006/main" xmlns:m="http://schemas.openxmlformats.org/officeDocument/2006/math" xmlns:r="http://schemas.openxmlformats.org/officeDocument/2006/relationships" xmlns:o="urn:schemas-microsoft-com:office:office" xmlns:v="urn:schemas-microsoft-com:vml" xmlns:w10="urn:schemas-microsoft-com:office:word" xmlns:a="http://schemas.openxmlformats.org/drawingml/2006/main" xmlns:pic="http://schemas.openxmlformats.org/drawingml/2006/picture" xmlns:wp="http://schemas.openxmlformats.org/drawingml/2006/wordprocessingDrawing">
   <w:body>
-    <w:bookmarkStart w:id="66" w:name="X0edd6e9440fd10700f765d649a6754694cd8705"/>
+    <w:bookmarkStart w:id="48" w:name="X0edd6e9440fd10700f765d649a6754694cd8705"/>
     <w:p>
       <w:pPr>
         <w:pStyle w:val="Heading1"/>
@@ -15032,7 +15032,7 @@
     </w:p>
     <w:bookmarkEnd w:id="45"/>
     <w:bookmarkEnd w:id="46"/>
-    <w:bookmarkStart w:id="65" w:name="پیوست-شکلها"/>
+    <w:bookmarkStart w:id="47" w:name="شکلها"/>
     <w:p>
       <w:pPr>
         <w:pStyle w:val="Heading2"/>
@@ -15044,7 +15044,7 @@
           <w:rtl/>
           <w:lang w:val="fa"/>
         </w:rPr>
-        <w:t xml:space="preserve">پیوست: شکل‌ها</w:t>
+        <w:t xml:space="preserve">شکل‌ها</w:t>
       </w:r>
     </w:p>
     <w:p>
@@ -15058,13 +15058,27 @@
           <w:rtl/>
           <w:lang w:val="fa"/>
         </w:rPr>
-        <w:t xml:space="preserve">برای پرهیز از ازدحامِ متن، همه‌ی شکل‌های مقاله در این پیوست گرد آمده‌اند؛ ارجاع‌های درون‌متنی (مانندِ «نک. شکلِ ۱») به همین شکل‌ها اشاره دارند.</w:t>
-      </w:r>
-    </w:p>
-    <w:p>
-      <w:pPr>
-        <w:pStyle w:val="BlockText"/>
-        <w:bidi/>
+        <w:t xml:space="preserve">همه‌ی شکل‌های مقاله (شکل‌های ۱ تا ۱۰) برای فشرده‌سازیِ متن در «پرونده‌ی تکمیلیِ الکترونیکی» (پرونده‌ی supplementary) ارائه شده‌اند؛ ارجاع‌های درون‌متنیِ «نک. شکلِ N» به همان پرونده اشاره دارند.</w:t>
+      </w:r>
+    </w:p>
+    <w:p>
+      <w:pPr>
+        <w:bidi/>
+        <w:jc w:val="both"/>
+      </w:pPr>
+      <w:r>
+        <w:rPr>
+          <w:rFonts w:ascii="Times New Roman" w:hAnsi="Times New Roman" w:cs="B Lotus"/>
+          <w:rtl/>
+          <w:lang w:val="fa"/>
+        </w:rPr>
+        <w:t xml:space="preserve">{ A Re-reading of ġaḍab, ġayẓ, baġy, ṭuġyān, and ʿutuww in Light of Shīʿī–Sunnī Tafsīr and the Iranian-Islamic Cognitive-Semantic Heritage}</w:t>
+      </w:r>
+    </w:p>
+    <w:p>
+      <w:pPr>
+        <w:bidi/>
+        <w:jc w:val="both"/>
       </w:pPr>
       <w:r>
         <w:rPr>
@@ -15074,80 +15088,29 @@
           <w:rtl/>
           <w:lang w:val="fa"/>
         </w:rPr>
-        <w:t xml:space="preserve">توجه:</w:t>
-      </w:r>
-      <w:r>
-        <w:rPr>
-          <w:rFonts w:ascii="Times New Roman" w:hAnsi="Times New Roman" w:cs="B Lotus"/>
-          <w:rtl/>
-          <w:lang w:val="fa"/>
-        </w:rPr>
-        <w:t xml:space="preserve"> </w:t>
-      </w:r>
-      <w:r>
-        <w:rPr>
-          <w:rFonts w:ascii="Times New Roman" w:hAnsi="Times New Roman" w:cs="B Lotus"/>
-          <w:rtl/>
-          <w:lang w:val="fa"/>
-        </w:rPr>
-        <w:t xml:space="preserve">شکل‌های ۲، ۶، ۷ و ۹ (به‌ترتیب: شجره‌ی نظری، پروفایلِ ریخت‌شناختی، مرکزیتِ شبکه‌ای، و شبکه‌ی هم‌رخدادگیری) برای فشرده‌سازیِ متن، در «پرونده‌ی تکمیلیِ الکترونیکی» ارائه شده‌اند؛ ارجاع‌های درون‌متنیِ آن‌ها به همان پرونده اشاره دارند.</w:t>
-      </w:r>
-    </w:p>
-    <w:p>
-      <w:pPr>
-        <w:pStyle w:val="CaptionedFigure"/>
-        <w:bidi/>
-      </w:pPr>
-      <w:r>
-        <w:rPr>
-          <w:rFonts w:ascii="Times New Roman" w:hAnsi="Times New Roman" w:cs="B Lotus"/>
-        </w:rPr>
-        <w:drawing>
-          <wp:inline>
-            <wp:extent cx="3292602" cy="1286172"/>
-            <wp:effectExtent b="0" l="0" r="0" t="0"/>
-            <wp:docPr descr="شکلِ ۱. پیوستارِ شش‌مرحله‌ایِ طیفِ خشم بر محورِ شدتِ کنش؛ سطحِ هر گره با بسامدِ ریشه متناسب است (پیکره‌ی دوکس، ۲۰۱۱). تحلیلِ مرحله‌ای در بندِ ۵-۲ تا ۵-۶." title="" id="48" name="Picture"/>
-            <a:graphic>
-              <a:graphicData uri="http://schemas.openxmlformats.org/drawingml/2006/picture">
-                <pic:pic>
-                  <pic:nvPicPr>
-                    <pic:cNvPr descr="fig1_continuum.png" id="49" name="Picture"/>
-                    <pic:cNvPicPr>
-                      <a:picLocks noChangeArrowheads="1" noChangeAspect="1"/>
-                    </pic:cNvPicPr>
-                  </pic:nvPicPr>
-                  <pic:blipFill>
-                    <a:blip r:embed="rId47"/>
-                    <a:stretch>
-                      <a:fillRect/>
-                    </a:stretch>
-                  </pic:blipFill>
-                  <pic:spPr bwMode="auto">
-                    <a:xfrm>
-                      <a:off x="0" y="0"/>
-                      <a:ext cx="3292602" cy="1286172"/>
-                    </a:xfrm>
-                    <a:prstGeom prst="rect">
-                      <a:avLst/>
-                    </a:prstGeom>
-                    <a:noFill/>
-                    <a:ln w="9525">
-                      <a:noFill/>
-                      <a:headEnd/>
-                      <a:tailEnd/>
-                    </a:ln>
-                  </pic:spPr>
-                </pic:pic>
-              </a:graphicData>
-            </a:graphic>
-          </wp:inline>
-        </w:drawing>
-      </w:r>
-    </w:p>
-    <w:p>
-      <w:pPr>
-        <w:pStyle w:val="ImageCaption"/>
-        <w:bidi/>
+        <w:t xml:space="preserve">Karim Jabbary</w:t>
+      </w:r>
+      <w:r>
+        <w:rPr>
+          <w:rFonts w:ascii="Times New Roman" w:hAnsi="Times New Roman" w:cs="B Lotus"/>
+          <w:rtl/>
+          <w:lang w:val="fa"/>
+        </w:rPr>
+        <w:t xml:space="preserve"> </w:t>
+      </w:r>
+      <w:r>
+        <w:rPr>
+          <w:rFonts w:ascii="Times New Roman" w:hAnsi="Times New Roman" w:cs="B Lotus"/>
+          <w:rtl/>
+          <w:lang w:val="fa"/>
+        </w:rPr>
+        <w:t xml:space="preserve">(Corresponding author) — Department of Arabic Language and Literature, Faculty of Letters and Humanities, Urmia University, Urmia, Iran. Email: k.jabbary@urmia.ac.ir.</w:t>
+      </w:r>
+    </w:p>
+    <w:p>
+      <w:pPr>
+        <w:bidi/>
+        <w:jc w:val="both"/>
       </w:pPr>
       <w:r>
         <w:rPr>
@@ -15157,31 +15120,55 @@
           <w:rtl/>
           <w:lang w:val="fa"/>
         </w:rPr>
-        <w:t xml:space="preserve">شکلِ ۱.</w:t>
-      </w:r>
-      <w:r>
-        <w:rPr>
-          <w:rFonts w:ascii="Times New Roman" w:hAnsi="Times New Roman" w:cs="B Lotus"/>
-          <w:rtl/>
-          <w:lang w:val="fa"/>
-        </w:rPr>
-        <w:t xml:space="preserve"> </w:t>
-      </w:r>
-      <w:r>
-        <w:rPr>
-          <w:rFonts w:ascii="Times New Roman" w:hAnsi="Times New Roman" w:cs="B Lotus"/>
-          <w:rtl/>
-          <w:lang w:val="fa"/>
-        </w:rPr>
-        <w:t xml:space="preserve">پیوستارِ شش‌مرحله‌ایِ طیفِ خشم بر محورِ</w:t>
-      </w:r>
-      <w:r>
-        <w:rPr>
-          <w:rFonts w:ascii="Times New Roman" w:hAnsi="Times New Roman" w:cs="B Lotus"/>
-          <w:rtl/>
-          <w:lang w:val="fa"/>
-        </w:rPr>
-        <w:t xml:space="preserve"> </w:t>
+        <w:t xml:space="preserve">Ali Jabbary</w:t>
+      </w:r>
+      <w:r>
+        <w:rPr>
+          <w:rFonts w:ascii="Times New Roman" w:hAnsi="Times New Roman" w:cs="B Lotus"/>
+          <w:rtl/>
+          <w:lang w:val="fa"/>
+        </w:rPr>
+        <w:t xml:space="preserve"> </w:t>
+      </w:r>
+      <w:r>
+        <w:rPr>
+          <w:rFonts w:ascii="Times New Roman" w:hAnsi="Times New Roman" w:cs="B Lotus"/>
+          <w:rtl/>
+          <w:lang w:val="fa"/>
+        </w:rPr>
+        <w:t xml:space="preserve">— Department of Mechanical Engineering, Faculty of Engineering, Urmia University, Urmia, Iran. Email: st_a.jabbary@urmia.ac.ir. ORCID: 0000-0003-0573-6909.</w:t>
+      </w:r>
+    </w:p>
+    <w:p>
+      <w:pPr>
+        <w:bidi/>
+        <w:jc w:val="both"/>
+      </w:pPr>
+      <w:r>
+        <w:rPr>
+          <w:rFonts w:ascii="Times New Roman" w:hAnsi="Times New Roman" w:cs="B Lotus"/>
+          <w:b/>
+          <w:bCs/>
+          <w:rtl/>
+          <w:lang w:val="fa"/>
+        </w:rPr>
+        <w:t xml:space="preserve">Abstract.</w:t>
+      </w:r>
+      <w:r>
+        <w:rPr>
+          <w:rFonts w:ascii="Times New Roman" w:hAnsi="Times New Roman" w:cs="B Lotus"/>
+          <w:rtl/>
+          <w:lang w:val="fa"/>
+        </w:rPr>
+        <w:t xml:space="preserve"> </w:t>
+      </w:r>
+      <w:r>
+        <w:rPr>
+          <w:rFonts w:ascii="Times New Roman" w:hAnsi="Times New Roman" w:cs="B Lotus"/>
+          <w:rtl/>
+          <w:lang w:val="fa"/>
+        </w:rPr>
+        <w:t xml:space="preserve">The Holy Qur’ān draws on a precise lexical network — governed not by synonymy but by systematic intensification — to describe the apex of human anger across three final stages: active anger (</w:t>
       </w:r>
       <w:r>
         <w:rPr>
@@ -15191,72 +15178,323 @@
           <w:rtl/>
           <w:lang w:val="fa"/>
         </w:rPr>
-        <w:t xml:space="preserve">شدتِ کنش</w:t>
-      </w:r>
-      <w:r>
-        <w:rPr>
-          <w:rFonts w:ascii="Times New Roman" w:hAnsi="Times New Roman" w:cs="B Lotus"/>
-          <w:rtl/>
-          <w:lang w:val="fa"/>
-        </w:rPr>
-        <w:t xml:space="preserve">؛ سطحِ هر گره با بسامدِ ریشه متناسب است (پیکره‌ی دوکس، ۲۰۱۱). تحلیلِ مرحله‌ای در بندِ ۵-۲ تا ۵-۶.</w:t>
-      </w:r>
-    </w:p>
-    <w:p>
-      <w:pPr>
-        <w:pStyle w:val="CaptionedFigure"/>
-        <w:bidi/>
-      </w:pPr>
-      <w:r>
-        <w:rPr>
-          <w:rFonts w:ascii="Times New Roman" w:hAnsi="Times New Roman" w:cs="B Lotus"/>
-        </w:rPr>
-        <w:drawing>
-          <wp:inline>
-            <wp:extent cx="3292602" cy="2257784"/>
-            <wp:effectExtent b="0" l="0" r="0" t="0"/>
-            <wp:docPr descr="شکلِ ۳. نقشه‌ی تطبیقیِ نُه مفسّر بر سه‌گانه‌ی غضب-غیظ-بَغی؛ هم‌گرایی‌ها و واگرایی‌های بین‌سنّتی در دو جعبه‌ی پایین (تفصیل در بندِ ۵-۴ تا ۵-۶)." title="" id="51" name="Picture"/>
-            <a:graphic>
-              <a:graphicData uri="http://schemas.openxmlformats.org/drawingml/2006/picture">
-                <pic:pic>
-                  <pic:nvPicPr>
-                    <pic:cNvPr descr="fig8_mufassir.png" id="52" name="Picture"/>
-                    <pic:cNvPicPr>
-                      <a:picLocks noChangeArrowheads="1" noChangeAspect="1"/>
-                    </pic:cNvPicPr>
-                  </pic:nvPicPr>
-                  <pic:blipFill>
-                    <a:blip r:embed="rId50"/>
-                    <a:stretch>
-                      <a:fillRect/>
-                    </a:stretch>
-                  </pic:blipFill>
-                  <pic:spPr bwMode="auto">
-                    <a:xfrm>
-                      <a:off x="0" y="0"/>
-                      <a:ext cx="3292602" cy="2257784"/>
-                    </a:xfrm>
-                    <a:prstGeom prst="rect">
-                      <a:avLst/>
-                    </a:prstGeom>
-                    <a:noFill/>
-                    <a:ln w="9525">
-                      <a:noFill/>
-                      <a:headEnd/>
-                      <a:tailEnd/>
-                    </a:ln>
-                  </pic:spPr>
-                </pic:pic>
-              </a:graphicData>
-            </a:graphic>
-          </wp:inline>
-        </w:drawing>
-      </w:r>
-    </w:p>
-    <w:p>
-      <w:pPr>
-        <w:pStyle w:val="ImageCaption"/>
-        <w:bidi/>
+        <w:t xml:space="preserve">ġaḍab</w:t>
+      </w:r>
+      <w:r>
+        <w:rPr>
+          <w:rFonts w:ascii="Times New Roman" w:hAnsi="Times New Roman" w:cs="B Lotus"/>
+          <w:rtl/>
+          <w:lang w:val="fa"/>
+        </w:rPr>
+        <w:t xml:space="preserve">,</w:t>
+      </w:r>
+      <w:r>
+        <w:rPr>
+          <w:rFonts w:ascii="Times New Roman" w:hAnsi="Times New Roman" w:cs="B Lotus"/>
+          <w:rtl/>
+          <w:lang w:val="fa"/>
+        </w:rPr>
+        <w:t xml:space="preserve"> </w:t>
+      </w:r>
+      <w:r>
+        <w:rPr>
+          <w:rFonts w:ascii="Times New Roman" w:hAnsi="Times New Roman" w:cs="B Lotus"/>
+          <w:i/>
+          <w:iCs/>
+          <w:rtl/>
+          <w:lang w:val="fa"/>
+        </w:rPr>
+        <w:t xml:space="preserve">ḥarad</w:t>
+      </w:r>
+      <w:r>
+        <w:rPr>
+          <w:rFonts w:ascii="Times New Roman" w:hAnsi="Times New Roman" w:cs="B Lotus"/>
+          <w:rtl/>
+          <w:lang w:val="fa"/>
+        </w:rPr>
+        <w:t xml:space="preserve">); compressed anger that nears container collapse (</w:t>
+      </w:r>
+      <w:r>
+        <w:rPr>
+          <w:rFonts w:ascii="Times New Roman" w:hAnsi="Times New Roman" w:cs="B Lotus"/>
+          <w:i/>
+          <w:iCs/>
+          <w:rtl/>
+          <w:lang w:val="fa"/>
+        </w:rPr>
+        <w:t xml:space="preserve">ġayẓ</w:t>
+      </w:r>
+      <w:r>
+        <w:rPr>
+          <w:rFonts w:ascii="Times New Roman" w:hAnsi="Times New Roman" w:cs="B Lotus"/>
+          <w:rtl/>
+          <w:lang w:val="fa"/>
+        </w:rPr>
+        <w:t xml:space="preserve">, manifested as</w:t>
+      </w:r>
+      <w:r>
+        <w:rPr>
+          <w:rFonts w:ascii="Times New Roman" w:hAnsi="Times New Roman" w:cs="B Lotus"/>
+          <w:rtl/>
+          <w:lang w:val="fa"/>
+        </w:rPr>
+        <w:t xml:space="preserve"> </w:t>
+      </w:r>
+      <w:r>
+        <w:rPr>
+          <w:rFonts w:ascii="Times New Roman" w:hAnsi="Times New Roman" w:cs="B Lotus"/>
+          <w:i/>
+          <w:iCs/>
+          <w:rtl/>
+          <w:lang w:val="fa"/>
+        </w:rPr>
+        <w:t xml:space="preserve">tamayyuz</w:t>
+      </w:r>
+      <w:r>
+        <w:rPr>
+          <w:rFonts w:ascii="Times New Roman" w:hAnsi="Times New Roman" w:cs="B Lotus"/>
+          <w:rtl/>
+          <w:lang w:val="fa"/>
+        </w:rPr>
+        <w:t xml:space="preserve">); and its behavioural consequences (</w:t>
+      </w:r>
+      <w:r>
+        <w:rPr>
+          <w:rFonts w:ascii="Times New Roman" w:hAnsi="Times New Roman" w:cs="B Lotus"/>
+          <w:i/>
+          <w:iCs/>
+          <w:rtl/>
+          <w:lang w:val="fa"/>
+        </w:rPr>
+        <w:t xml:space="preserve">baġy</w:t>
+      </w:r>
+      <w:r>
+        <w:rPr>
+          <w:rFonts w:ascii="Times New Roman" w:hAnsi="Times New Roman" w:cs="B Lotus"/>
+          <w:rtl/>
+          <w:lang w:val="fa"/>
+        </w:rPr>
+        <w:t xml:space="preserve">,</w:t>
+      </w:r>
+      <w:r>
+        <w:rPr>
+          <w:rFonts w:ascii="Times New Roman" w:hAnsi="Times New Roman" w:cs="B Lotus"/>
+          <w:rtl/>
+          <w:lang w:val="fa"/>
+        </w:rPr>
+        <w:t xml:space="preserve"> </w:t>
+      </w:r>
+      <w:r>
+        <w:rPr>
+          <w:rFonts w:ascii="Times New Roman" w:hAnsi="Times New Roman" w:cs="B Lotus"/>
+          <w:i/>
+          <w:iCs/>
+          <w:rtl/>
+          <w:lang w:val="fa"/>
+        </w:rPr>
+        <w:t xml:space="preserve">ṭuġyān</w:t>
+      </w:r>
+      <w:r>
+        <w:rPr>
+          <w:rFonts w:ascii="Times New Roman" w:hAnsi="Times New Roman" w:cs="B Lotus"/>
+          <w:rtl/>
+          <w:lang w:val="fa"/>
+        </w:rPr>
+        <w:t xml:space="preserve">,</w:t>
+      </w:r>
+      <w:r>
+        <w:rPr>
+          <w:rFonts w:ascii="Times New Roman" w:hAnsi="Times New Roman" w:cs="B Lotus"/>
+          <w:rtl/>
+          <w:lang w:val="fa"/>
+        </w:rPr>
+        <w:t xml:space="preserve"> </w:t>
+      </w:r>
+      <w:r>
+        <w:rPr>
+          <w:rFonts w:ascii="Times New Roman" w:hAnsi="Times New Roman" w:cs="B Lotus"/>
+          <w:i/>
+          <w:iCs/>
+          <w:rtl/>
+          <w:lang w:val="fa"/>
+        </w:rPr>
+        <w:t xml:space="preserve">ʿutuww</w:t>
+      </w:r>
+      <w:r>
+        <w:rPr>
+          <w:rFonts w:ascii="Times New Roman" w:hAnsi="Times New Roman" w:cs="B Lotus"/>
+          <w:rtl/>
+          <w:lang w:val="fa"/>
+        </w:rPr>
+        <w:t xml:space="preserve">). Adopting a comparative-analytical method, this study integrates Izutsu’s field semantics with Conceptual Metaphor Theory and re-reads nine canonical Shīʿī and Sunnī mufassirs against the Quranic Arabic Corpus (Dukes, 2011; 312 attestations across fourteen focal roots, with analytic focus on 181 attestations of Stages 4–6). Three principal findings emerge. First, a robust Shīʿī–Sunnī convergence on the triad</w:t>
+      </w:r>
+      <w:r>
+        <w:rPr>
+          <w:rFonts w:ascii="Times New Roman" w:hAnsi="Times New Roman" w:cs="B Lotus"/>
+          <w:rtl/>
+          <w:lang w:val="fa"/>
+        </w:rPr>
+        <w:t xml:space="preserve"> </w:t>
+      </w:r>
+      <w:r>
+        <w:rPr>
+          <w:rFonts w:ascii="Times New Roman" w:hAnsi="Times New Roman" w:cs="B Lotus"/>
+          <w:i/>
+          <w:iCs/>
+          <w:rtl/>
+          <w:lang w:val="fa"/>
+        </w:rPr>
+        <w:t xml:space="preserve">ġaḍab</w:t>
+      </w:r>
+      <w:r>
+        <w:rPr>
+          <w:rFonts w:ascii="Times New Roman" w:hAnsi="Times New Roman" w:cs="B Lotus"/>
+          <w:rtl/>
+          <w:lang w:val="fa"/>
+        </w:rPr>
+        <w:t xml:space="preserve"> </w:t>
+      </w:r>
+      <w:r>
+        <w:rPr>
+          <w:rFonts w:ascii="Times New Roman" w:hAnsi="Times New Roman" w:cs="B Lotus"/>
+          <w:rtl/>
+          <w:lang w:val="fa"/>
+        </w:rPr>
+        <w:t xml:space="preserve">→ compressed</w:t>
+      </w:r>
+      <w:r>
+        <w:rPr>
+          <w:rFonts w:ascii="Times New Roman" w:hAnsi="Times New Roman" w:cs="B Lotus"/>
+          <w:rtl/>
+          <w:lang w:val="fa"/>
+        </w:rPr>
+        <w:t xml:space="preserve"> </w:t>
+      </w:r>
+      <w:r>
+        <w:rPr>
+          <w:rFonts w:ascii="Times New Roman" w:hAnsi="Times New Roman" w:cs="B Lotus"/>
+          <w:i/>
+          <w:iCs/>
+          <w:rtl/>
+          <w:lang w:val="fa"/>
+        </w:rPr>
+        <w:t xml:space="preserve">ġayẓ</w:t>
+      </w:r>
+      <w:r>
+        <w:rPr>
+          <w:rFonts w:ascii="Times New Roman" w:hAnsi="Times New Roman" w:cs="B Lotus"/>
+          <w:rtl/>
+          <w:lang w:val="fa"/>
+        </w:rPr>
+        <w:t xml:space="preserve"> </w:t>
+      </w:r>
+      <w:r>
+        <w:rPr>
+          <w:rFonts w:ascii="Times New Roman" w:hAnsi="Times New Roman" w:cs="B Lotus"/>
+          <w:rtl/>
+          <w:lang w:val="fa"/>
+        </w:rPr>
+        <w:t xml:space="preserve">→ container collapse coherently operationalises the four canonical steps of the</w:t>
+      </w:r>
+      <w:r>
+        <w:rPr>
+          <w:rFonts w:ascii="Times New Roman" w:hAnsi="Times New Roman" w:cs="B Lotus"/>
+          <w:rtl/>
+          <w:lang w:val="fa"/>
+        </w:rPr>
+        <w:t xml:space="preserve"> </w:t>
+      </w:r>
+      <w:r>
+        <w:rPr>
+          <w:rFonts w:ascii="Times New Roman" w:hAnsi="Times New Roman" w:cs="B Lotus"/>
+          <w:i/>
+          <w:iCs/>
+          <w:rtl/>
+          <w:lang w:val="fa"/>
+        </w:rPr>
+        <w:t xml:space="preserve">anger as a pressurised container</w:t>
+      </w:r>
+      <w:r>
+        <w:rPr>
+          <w:rFonts w:ascii="Times New Roman" w:hAnsi="Times New Roman" w:cs="B Lotus"/>
+          <w:rtl/>
+          <w:lang w:val="fa"/>
+        </w:rPr>
+        <w:t xml:space="preserve"> </w:t>
+      </w:r>
+      <w:r>
+        <w:rPr>
+          <w:rFonts w:ascii="Times New Roman" w:hAnsi="Times New Roman" w:cs="B Lotus"/>
+          <w:rtl/>
+          <w:lang w:val="fa"/>
+        </w:rPr>
+        <w:t xml:space="preserve">metaphor. Second, a striking correspondence holds between al-Mīzān’s classical definition of</w:t>
+      </w:r>
+      <w:r>
+        <w:rPr>
+          <w:rFonts w:ascii="Times New Roman" w:hAnsi="Times New Roman" w:cs="B Lotus"/>
+          <w:rtl/>
+          <w:lang w:val="fa"/>
+        </w:rPr>
+        <w:t xml:space="preserve"> </w:t>
+      </w:r>
+      <w:r>
+        <w:rPr>
+          <w:rFonts w:ascii="Times New Roman" w:hAnsi="Times New Roman" w:cs="B Lotus"/>
+          <w:i/>
+          <w:iCs/>
+          <w:rtl/>
+          <w:lang w:val="fa"/>
+        </w:rPr>
+        <w:t xml:space="preserve">kaẓm</w:t>
+      </w:r>
+      <w:r>
+        <w:rPr>
+          <w:rFonts w:ascii="Times New Roman" w:hAnsi="Times New Roman" w:cs="B Lotus"/>
+          <w:rtl/>
+          <w:lang w:val="fa"/>
+        </w:rPr>
+        <w:t xml:space="preserve"> </w:t>
+      </w:r>
+      <w:r>
+        <w:rPr>
+          <w:rFonts w:ascii="Times New Roman" w:hAnsi="Times New Roman" w:cs="B Lotus"/>
+          <w:rtl/>
+          <w:lang w:val="fa"/>
+        </w:rPr>
+        <w:t xml:space="preserve">and the contemporary suppression-and-reappraisal construct of the process model of emotion regulation. Third, exegesis-grounded coding of all 145 Stage-6 attestations (with second-coder verification on a 20% sample, Cohen’s κ = 0.79) shows that Stage-6 consequences are predominantly structurally originated rather than symmetrically bidirectional: only 26% are anger-originated, 49% are structurally originated (greed, arrogance,</w:t>
+      </w:r>
+      <w:r>
+        <w:rPr>
+          <w:rFonts w:ascii="Times New Roman" w:hAnsi="Times New Roman" w:cs="B Lotus"/>
+          <w:rtl/>
+          <w:lang w:val="fa"/>
+        </w:rPr>
+        <w:t xml:space="preserve"> </w:t>
+      </w:r>
+      <w:r>
+        <w:rPr>
+          <w:rFonts w:ascii="Times New Roman" w:hAnsi="Times New Roman" w:cs="B Lotus"/>
+          <w:i/>
+          <w:iCs/>
+          <w:rtl/>
+          <w:lang w:val="fa"/>
+        </w:rPr>
+        <w:t xml:space="preserve">ʿuluww fī al-arḍ</w:t>
+      </w:r>
+      <w:r>
+        <w:rPr>
+          <w:rFonts w:ascii="Times New Roman" w:hAnsi="Times New Roman" w:cs="B Lotus"/>
+          <w:rtl/>
+          <w:lang w:val="fa"/>
+        </w:rPr>
+        <w:t xml:space="preserve">), and 25% admit both readings, with a documented case-wise reversal of causal polarity (sūrat al-Shuʿarāʾ: 55). The study’s novelty is not the mere restatement of an exegetical intuition but its conversion into a measurable object: a rank-ordered six-stage geometry and a quantified 4.4:1 phenomenological-to-consequential ratio that single-verse exegesis does not surface. The proposed intensity ordering rests on lexical-exegetical argument, not on distributional statistics, which evidence only discursive specialisation.</w:t>
+      </w:r>
+    </w:p>
+    <w:p>
+      <w:pPr>
+        <w:bidi/>
+        <w:jc w:val="both"/>
       </w:pPr>
       <w:r>
         <w:rPr>
@@ -15266,106 +15504,23 @@
           <w:rtl/>
           <w:lang w:val="fa"/>
         </w:rPr>
-        <w:t xml:space="preserve">شکلِ ۳.</w:t>
-      </w:r>
-      <w:r>
-        <w:rPr>
-          <w:rFonts w:ascii="Times New Roman" w:hAnsi="Times New Roman" w:cs="B Lotus"/>
-          <w:rtl/>
-          <w:lang w:val="fa"/>
-        </w:rPr>
-        <w:t xml:space="preserve"> </w:t>
-      </w:r>
-      <w:r>
-        <w:rPr>
-          <w:rFonts w:ascii="Times New Roman" w:hAnsi="Times New Roman" w:cs="B Lotus"/>
-          <w:rtl/>
-          <w:lang w:val="fa"/>
-        </w:rPr>
-        <w:t xml:space="preserve">نقشه‌ی تطبیقیِ نُه مفسّر بر سه‌گانه‌ی غضب-غیظ-بَغی؛ هم‌گرایی‌ها و واگرایی‌های بین‌سنّتی در دو جعبه‌ی پایین (تفصیل در بندِ ۵-۴ تا ۵-۶).</w:t>
-      </w:r>
-    </w:p>
-    <w:p>
-      <w:pPr>
-        <w:pStyle w:val="CaptionedFigure"/>
-        <w:bidi/>
-      </w:pPr>
-      <w:r>
-        <w:rPr>
-          <w:rFonts w:ascii="Times New Roman" w:hAnsi="Times New Roman" w:cs="B Lotus"/>
-        </w:rPr>
-        <w:drawing>
-          <wp:inline>
-            <wp:extent cx="3292602" cy="1240439"/>
-            <wp:effectExtent b="0" l="0" r="0" t="0"/>
-            <wp:docPr descr="شکلِ ۴. بسامدِ ۳۱۲ موردِ کانونیِ طیف. پنلِ راست: بسامد به‌تفکیکِ ریشه (رنگِ میله = کدِ مرحله). پنلِ چپ: مجموعِ هر مرحله. آزمونِ خی-دوی مرحله‌ای، شاهدِ تمرکزِ گفتمانی (نه ساختارِ مرتبه‌ایِ شدت) است: \chi^2(5) = 227.15، p &lt; 0.001 (مجانبی) / p = 0.24 (جایگشتی، مقدارِ قابلِ‌اعتماد)." title="" id="54" name="Picture"/>
-            <a:graphic>
-              <a:graphicData uri="http://schemas.openxmlformats.org/drawingml/2006/picture">
-                <pic:pic>
-                  <pic:nvPicPr>
-                    <pic:cNvPr descr="fig2_frequency_by_stage.png" id="55" name="Picture"/>
-                    <pic:cNvPicPr>
-                      <a:picLocks noChangeArrowheads="1" noChangeAspect="1"/>
-                    </pic:cNvPicPr>
-                  </pic:nvPicPr>
-                  <pic:blipFill>
-                    <a:blip r:embed="rId53"/>
-                    <a:stretch>
-                      <a:fillRect/>
-                    </a:stretch>
-                  </pic:blipFill>
-                  <pic:spPr bwMode="auto">
-                    <a:xfrm>
-                      <a:off x="0" y="0"/>
-                      <a:ext cx="3292602" cy="1240439"/>
-                    </a:xfrm>
-                    <a:prstGeom prst="rect">
-                      <a:avLst/>
-                    </a:prstGeom>
-                    <a:noFill/>
-                    <a:ln w="9525">
-                      <a:noFill/>
-                      <a:headEnd/>
-                      <a:tailEnd/>
-                    </a:ln>
-                  </pic:spPr>
-                </pic:pic>
-              </a:graphicData>
-            </a:graphic>
-          </wp:inline>
-        </w:drawing>
-      </w:r>
-    </w:p>
-    <w:p>
-      <w:pPr>
-        <w:pStyle w:val="ImageCaption"/>
-        <w:bidi/>
-      </w:pPr>
-      <w:r>
-        <w:rPr>
-          <w:rFonts w:ascii="Times New Roman" w:hAnsi="Times New Roman" w:cs="B Lotus"/>
-          <w:b/>
-          <w:bCs/>
-          <w:rtl/>
-          <w:lang w:val="fa"/>
-        </w:rPr>
-        <w:t xml:space="preserve">شکلِ ۴.</w:t>
-      </w:r>
-      <w:r>
-        <w:rPr>
-          <w:rFonts w:ascii="Times New Roman" w:hAnsi="Times New Roman" w:cs="B Lotus"/>
-          <w:rtl/>
-          <w:lang w:val="fa"/>
-        </w:rPr>
-        <w:t xml:space="preserve"> </w:t>
-      </w:r>
-      <w:r>
-        <w:rPr>
-          <w:rFonts w:ascii="Times New Roman" w:hAnsi="Times New Roman" w:cs="B Lotus"/>
-          <w:rtl/>
-          <w:lang w:val="fa"/>
-        </w:rPr>
-        <w:t xml:space="preserve">بسامدِ ۳۱۲ موردِ کانونیِ طیف.</w:t>
+        <w:t xml:space="preserve">Keywords:</w:t>
+      </w:r>
+      <w:r>
+        <w:rPr>
+          <w:rFonts w:ascii="Times New Roman" w:hAnsi="Times New Roman" w:cs="B Lotus"/>
+          <w:rtl/>
+          <w:lang w:val="fa"/>
+        </w:rPr>
+        <w:t xml:space="preserve"> </w:t>
+      </w:r>
+      <w:r>
+        <w:rPr>
+          <w:rFonts w:ascii="Times New Roman" w:hAnsi="Times New Roman" w:cs="B Lotus"/>
+          <w:rtl/>
+          <w:lang w:val="fa"/>
+        </w:rPr>
+        <w:t xml:space="preserve">comparative tafsīr; Qur’ānic anger spectrum; conceptual metaphor;</w:t>
       </w:r>
       <w:r>
         <w:rPr>
@@ -15383,997 +15538,6 @@
           <w:rtl/>
           <w:lang w:val="fa"/>
         </w:rPr>
-        <w:t xml:space="preserve">پنلِ راست</w:t>
-      </w:r>
-      <w:r>
-        <w:rPr>
-          <w:rFonts w:ascii="Times New Roman" w:hAnsi="Times New Roman" w:cs="B Lotus"/>
-          <w:rtl/>
-          <w:lang w:val="fa"/>
-        </w:rPr>
-        <w:t xml:space="preserve">: بسامد به‌تفکیکِ ریشه (رنگِ میله = کدِ مرحله).</w:t>
-      </w:r>
-      <w:r>
-        <w:rPr>
-          <w:rFonts w:ascii="Times New Roman" w:hAnsi="Times New Roman" w:cs="B Lotus"/>
-          <w:rtl/>
-          <w:lang w:val="fa"/>
-        </w:rPr>
-        <w:t xml:space="preserve"> </w:t>
-      </w:r>
-      <w:r>
-        <w:rPr>
-          <w:rFonts w:ascii="Times New Roman" w:hAnsi="Times New Roman" w:cs="B Lotus"/>
-          <w:i/>
-          <w:iCs/>
-          <w:rtl/>
-          <w:lang w:val="fa"/>
-        </w:rPr>
-        <w:t xml:space="preserve">پنلِ چپ</w:t>
-      </w:r>
-      <w:r>
-        <w:rPr>
-          <w:rFonts w:ascii="Times New Roman" w:hAnsi="Times New Roman" w:cs="B Lotus"/>
-          <w:rtl/>
-          <w:lang w:val="fa"/>
-        </w:rPr>
-        <w:t xml:space="preserve">: مجموعِ هر مرحله. آزمونِ خی-دوی مرحله‌ای، شاهدِ</w:t>
-      </w:r>
-      <w:r>
-        <w:rPr>
-          <w:rFonts w:ascii="Times New Roman" w:hAnsi="Times New Roman" w:cs="B Lotus"/>
-          <w:rtl/>
-          <w:lang w:val="fa"/>
-        </w:rPr>
-        <w:t xml:space="preserve"> </w:t>
-      </w:r>
-      <w:r>
-        <w:rPr>
-          <w:rFonts w:ascii="Times New Roman" w:hAnsi="Times New Roman" w:cs="B Lotus"/>
-          <w:i/>
-          <w:iCs/>
-          <w:rtl/>
-          <w:lang w:val="fa"/>
-        </w:rPr>
-        <w:t xml:space="preserve">تمرکزِ گفتمانی</w:t>
-      </w:r>
-      <w:r>
-        <w:rPr>
-          <w:rFonts w:ascii="Times New Roman" w:hAnsi="Times New Roman" w:cs="B Lotus"/>
-          <w:rtl/>
-          <w:lang w:val="fa"/>
-        </w:rPr>
-        <w:t xml:space="preserve"> </w:t>
-      </w:r>
-      <w:r>
-        <w:rPr>
-          <w:rFonts w:ascii="Times New Roman" w:hAnsi="Times New Roman" w:cs="B Lotus"/>
-          <w:rtl/>
-          <w:lang w:val="fa"/>
-        </w:rPr>
-        <w:t xml:space="preserve">(نه ساختارِ مرتبه‌ایِ شدت) است:</w:t>
-      </w:r>
-      <w:r>
-        <w:rPr>
-          <w:rFonts w:ascii="Times New Roman" w:hAnsi="Times New Roman" w:cs="B Lotus"/>
-          <w:rtl/>
-          <w:lang w:val="fa"/>
-        </w:rPr>
-        <w:t xml:space="preserve"> </w:t>
-      </w:r>
-      <m:oMath>
-        <m:sSup>
-          <m:e>
-            <m:r>
-              <m:t>χ</m:t>
-            </m:r>
-          </m:e>
-          <m:sup>
-            <m:r>
-              <m:t>2</m:t>
-            </m:r>
-          </m:sup>
-        </m:sSup>
-        <m:r>
-          <m:rPr>
-            <m:sty m:val="p"/>
-          </m:rPr>
-          <m:t>(</m:t>
-        </m:r>
-        <m:r>
-          <m:t>5</m:t>
-        </m:r>
-        <m:r>
-          <m:rPr>
-            <m:sty m:val="p"/>
-          </m:rPr>
-          <m:t>)</m:t>
-        </m:r>
-        <m:r>
-          <m:rPr>
-            <m:sty m:val="p"/>
-          </m:rPr>
-          <m:t>=</m:t>
-        </m:r>
-        <m:r>
-          <m:t>227.15</m:t>
-        </m:r>
-      </m:oMath>
-      <w:r>
-        <w:rPr>
-          <w:rFonts w:ascii="Times New Roman" w:hAnsi="Times New Roman" w:cs="B Lotus"/>
-          <w:rtl/>
-          <w:lang w:val="fa"/>
-        </w:rPr>
-        <w:t xml:space="preserve">،</w:t>
-      </w:r>
-      <w:r>
-        <w:rPr>
-          <w:rFonts w:ascii="Times New Roman" w:hAnsi="Times New Roman" w:cs="B Lotus"/>
-          <w:rtl/>
-          <w:lang w:val="fa"/>
-        </w:rPr>
-        <w:t xml:space="preserve"> </w:t>
-      </w:r>
-      <m:oMath>
-        <m:r>
-          <m:t>p</m:t>
-        </m:r>
-        <m:r>
-          <m:rPr>
-            <m:sty m:val="p"/>
-          </m:rPr>
-          <m:t>&lt;</m:t>
-        </m:r>
-        <m:r>
-          <m:t>0.001</m:t>
-        </m:r>
-      </m:oMath>
-      <w:r>
-        <w:rPr>
-          <w:rFonts w:ascii="Times New Roman" w:hAnsi="Times New Roman" w:cs="B Lotus"/>
-          <w:rtl/>
-          <w:lang w:val="fa"/>
-        </w:rPr>
-        <w:t xml:space="preserve"> </w:t>
-      </w:r>
-      <w:r>
-        <w:rPr>
-          <w:rFonts w:ascii="Times New Roman" w:hAnsi="Times New Roman" w:cs="B Lotus"/>
-          <w:rtl/>
-          <w:lang w:val="fa"/>
-        </w:rPr>
-        <w:t xml:space="preserve">(مجانبی) /</w:t>
-      </w:r>
-      <w:r>
-        <w:rPr>
-          <w:rFonts w:ascii="Times New Roman" w:hAnsi="Times New Roman" w:cs="B Lotus"/>
-          <w:rtl/>
-          <w:lang w:val="fa"/>
-        </w:rPr>
-        <w:t xml:space="preserve"> </w:t>
-      </w:r>
-      <m:oMath>
-        <m:r>
-          <m:t>p</m:t>
-        </m:r>
-        <m:r>
-          <m:rPr>
-            <m:sty m:val="p"/>
-          </m:rPr>
-          <m:t>=</m:t>
-        </m:r>
-        <m:r>
-          <m:t>0.24</m:t>
-        </m:r>
-      </m:oMath>
-      <w:r>
-        <w:rPr>
-          <w:rFonts w:ascii="Times New Roman" w:hAnsi="Times New Roman" w:cs="B Lotus"/>
-          <w:rtl/>
-          <w:lang w:val="fa"/>
-        </w:rPr>
-        <w:t xml:space="preserve"> </w:t>
-      </w:r>
-      <w:r>
-        <w:rPr>
-          <w:rFonts w:ascii="Times New Roman" w:hAnsi="Times New Roman" w:cs="B Lotus"/>
-          <w:rtl/>
-          <w:lang w:val="fa"/>
-        </w:rPr>
-        <w:t xml:space="preserve">(جایگشتی، مقدارِ قابلِ‌اعتماد).</w:t>
-      </w:r>
-    </w:p>
-    <w:p>
-      <w:pPr>
-        <w:pStyle w:val="CaptionedFigure"/>
-        <w:bidi/>
-      </w:pPr>
-      <w:r>
-        <w:rPr>
-          <w:rFonts w:ascii="Times New Roman" w:hAnsi="Times New Roman" w:cs="B Lotus"/>
-        </w:rPr>
-        <w:drawing>
-          <wp:inline>
-            <wp:extent cx="3292602" cy="1292330"/>
-            <wp:effectExtent b="0" l="0" r="0" t="0"/>
-            <wp:docPr descr="شکلِ ۵. توزیعِ مکّی/مدنیِ ۱۴ ریشه‌ی کانونی (اعداد = نسبتِ خام). ریشه‌های معنادار پس از تصحیحِ هولم: کَره (مدنی-غالب)، سَخَط (انحصاراً مدنی)، بَغی (مدنی)، غیظ (مدنی). نک. جدولِ ۲ برای p خام و p هولم به‌تفکیک." title="" id="57" name="Picture"/>
-            <a:graphic>
-              <a:graphicData uri="http://schemas.openxmlformats.org/drawingml/2006/picture">
-                <pic:pic>
-                  <pic:nvPicPr>
-                    <pic:cNvPr descr="fig3_meccan_medinan.png" id="58" name="Picture"/>
-                    <pic:cNvPicPr>
-                      <a:picLocks noChangeArrowheads="1" noChangeAspect="1"/>
-                    </pic:cNvPicPr>
-                  </pic:nvPicPr>
-                  <pic:blipFill>
-                    <a:blip r:embed="rId56"/>
-                    <a:stretch>
-                      <a:fillRect/>
-                    </a:stretch>
-                  </pic:blipFill>
-                  <pic:spPr bwMode="auto">
-                    <a:xfrm>
-                      <a:off x="0" y="0"/>
-                      <a:ext cx="3292602" cy="1292330"/>
-                    </a:xfrm>
-                    <a:prstGeom prst="rect">
-                      <a:avLst/>
-                    </a:prstGeom>
-                    <a:noFill/>
-                    <a:ln w="9525">
-                      <a:noFill/>
-                      <a:headEnd/>
-                      <a:tailEnd/>
-                    </a:ln>
-                  </pic:spPr>
-                </pic:pic>
-              </a:graphicData>
-            </a:graphic>
-          </wp:inline>
-        </w:drawing>
-      </w:r>
-    </w:p>
-    <w:p>
-      <w:pPr>
-        <w:pStyle w:val="ImageCaption"/>
-        <w:bidi/>
-      </w:pPr>
-      <w:r>
-        <w:rPr>
-          <w:rFonts w:ascii="Times New Roman" w:hAnsi="Times New Roman" w:cs="B Lotus"/>
-          <w:b/>
-          <w:bCs/>
-          <w:rtl/>
-          <w:lang w:val="fa"/>
-        </w:rPr>
-        <w:t xml:space="preserve">شکلِ ۵.</w:t>
-      </w:r>
-      <w:r>
-        <w:rPr>
-          <w:rFonts w:ascii="Times New Roman" w:hAnsi="Times New Roman" w:cs="B Lotus"/>
-          <w:rtl/>
-          <w:lang w:val="fa"/>
-        </w:rPr>
-        <w:t xml:space="preserve"> </w:t>
-      </w:r>
-      <w:r>
-        <w:rPr>
-          <w:rFonts w:ascii="Times New Roman" w:hAnsi="Times New Roman" w:cs="B Lotus"/>
-          <w:rtl/>
-          <w:lang w:val="fa"/>
-        </w:rPr>
-        <w:t xml:space="preserve">توزیعِ مکّی/مدنیِ ۱۴ ریشه‌ی کانونی (اعداد = نسبتِ خام). ریشه‌های معنادار پس از تصحیحِ هولم: کَره (مدنی-غالب)، سَخَط (انحصاراً مدنی)، بَغی (مدنی)، غیظ (مدنی). نک. جدولِ ۲ برای p خام و p هولم به‌تفکیک.</w:t>
-      </w:r>
-    </w:p>
-    <w:p>
-      <w:pPr>
-        <w:pStyle w:val="CaptionedFigure"/>
-        <w:bidi/>
-      </w:pPr>
-      <w:r>
-        <w:rPr>
-          <w:rFonts w:ascii="Times New Roman" w:hAnsi="Times New Roman" w:cs="B Lotus"/>
-        </w:rPr>
-        <w:drawing>
-          <wp:inline>
-            <wp:extent cx="3292602" cy="3385457"/>
-            <wp:effectExtent b="0" l="0" r="0" t="0"/>
-            <wp:docPr descr="شکلِ ۸. عملیاتی‌سازیِ قرآنیِ استعاره‌ی خشم به‌مثابه‌ی ظرفِ تحتِ فشار در مثلثِ غضب ← غیظ+کَظم ← تَمَیُّز (تفصیل در بندِ ۵-۵)." title="" id="60" name="Picture"/>
-            <a:graphic>
-              <a:graphicData uri="http://schemas.openxmlformats.org/drawingml/2006/picture">
-                <pic:pic>
-                  <pic:nvPicPr>
-                    <pic:cNvPr descr="fig6_metaphor_diagram.png" id="61" name="Picture"/>
-                    <pic:cNvPicPr>
-                      <a:picLocks noChangeArrowheads="1" noChangeAspect="1"/>
-                    </pic:cNvPicPr>
-                  </pic:nvPicPr>
-                  <pic:blipFill>
-                    <a:blip r:embed="rId59"/>
-                    <a:stretch>
-                      <a:fillRect/>
-                    </a:stretch>
-                  </pic:blipFill>
-                  <pic:spPr bwMode="auto">
-                    <a:xfrm>
-                      <a:off x="0" y="0"/>
-                      <a:ext cx="3292602" cy="3385457"/>
-                    </a:xfrm>
-                    <a:prstGeom prst="rect">
-                      <a:avLst/>
-                    </a:prstGeom>
-                    <a:noFill/>
-                    <a:ln w="9525">
-                      <a:noFill/>
-                      <a:headEnd/>
-                      <a:tailEnd/>
-                    </a:ln>
-                  </pic:spPr>
-                </pic:pic>
-              </a:graphicData>
-            </a:graphic>
-          </wp:inline>
-        </w:drawing>
-      </w:r>
-    </w:p>
-    <w:p>
-      <w:pPr>
-        <w:pStyle w:val="ImageCaption"/>
-        <w:bidi/>
-      </w:pPr>
-      <w:r>
-        <w:rPr>
-          <w:rFonts w:ascii="Times New Roman" w:hAnsi="Times New Roman" w:cs="B Lotus"/>
-          <w:b/>
-          <w:bCs/>
-          <w:rtl/>
-          <w:lang w:val="fa"/>
-        </w:rPr>
-        <w:t xml:space="preserve">شکلِ ۸.</w:t>
-      </w:r>
-      <w:r>
-        <w:rPr>
-          <w:rFonts w:ascii="Times New Roman" w:hAnsi="Times New Roman" w:cs="B Lotus"/>
-          <w:rtl/>
-          <w:lang w:val="fa"/>
-        </w:rPr>
-        <w:t xml:space="preserve"> </w:t>
-      </w:r>
-      <w:r>
-        <w:rPr>
-          <w:rFonts w:ascii="Times New Roman" w:hAnsi="Times New Roman" w:cs="B Lotus"/>
-          <w:rtl/>
-          <w:lang w:val="fa"/>
-        </w:rPr>
-        <w:t xml:space="preserve">عملیاتی‌سازیِ قرآنیِ استعاره‌ی</w:t>
-      </w:r>
-      <w:r>
-        <w:rPr>
-          <w:rFonts w:ascii="Times New Roman" w:hAnsi="Times New Roman" w:cs="B Lotus"/>
-          <w:rtl/>
-          <w:lang w:val="fa"/>
-        </w:rPr>
-        <w:t xml:space="preserve"> </w:t>
-      </w:r>
-      <w:r>
-        <w:rPr>
-          <w:rFonts w:ascii="Times New Roman" w:hAnsi="Times New Roman" w:cs="B Lotus"/>
-          <w:i/>
-          <w:iCs/>
-          <w:rtl/>
-          <w:lang w:val="fa"/>
-        </w:rPr>
-        <w:t xml:space="preserve">خشم به‌مثابه‌ی ظرفِ تحتِ فشار</w:t>
-      </w:r>
-      <w:r>
-        <w:rPr>
-          <w:rFonts w:ascii="Times New Roman" w:hAnsi="Times New Roman" w:cs="B Lotus"/>
-          <w:rtl/>
-          <w:lang w:val="fa"/>
-        </w:rPr>
-        <w:t xml:space="preserve"> </w:t>
-      </w:r>
-      <w:r>
-        <w:rPr>
-          <w:rFonts w:ascii="Times New Roman" w:hAnsi="Times New Roman" w:cs="B Lotus"/>
-          <w:rtl/>
-          <w:lang w:val="fa"/>
-        </w:rPr>
-        <w:t xml:space="preserve">در مثلثِ غضب ← غیظ+کَظم ← تَمَیُّز (تفصیل در بندِ ۵-۵).</w:t>
-      </w:r>
-    </w:p>
-    <w:p>
-      <w:pPr>
-        <w:pStyle w:val="CaptionedFigure"/>
-        <w:bidi/>
-      </w:pPr>
-      <w:r>
-        <w:rPr>
-          <w:rFonts w:ascii="Times New Roman" w:hAnsi="Times New Roman" w:cs="B Lotus"/>
-        </w:rPr>
-        <w:drawing>
-          <wp:inline>
-            <wp:extent cx="3292602" cy="1804833"/>
-            <wp:effectExtent b="0" l="0" r="0" t="0"/>
-            <wp:docPr descr="شکلِ ۱۰. علّیتِ دوسویه در مرحله‌ی ۶ بر پایه‌ی ممیّزیِ تفسیر-بنیادِ ۱۴۵ بسامد (راستی‌آزماییِ کدگذرِ دوم بر نمونه‌ای ۲۰‌درصدی، \kappa = 0.79). تفصیلِ روش‌شناختی در بندِ ۴-۵ و ۵-۶-۴." title="" id="63" name="Picture"/>
-            <a:graphic>
-              <a:graphicData uri="http://schemas.openxmlformats.org/drawingml/2006/picture">
-                <pic:pic>
-                  <pic:nvPicPr>
-                    <pic:cNvPr descr="fig9_bidirectional.png" id="64" name="Picture"/>
-                    <pic:cNvPicPr>
-                      <a:picLocks noChangeArrowheads="1" noChangeAspect="1"/>
-                    </pic:cNvPicPr>
-                  </pic:nvPicPr>
-                  <pic:blipFill>
-                    <a:blip r:embed="rId62"/>
-                    <a:stretch>
-                      <a:fillRect/>
-                    </a:stretch>
-                  </pic:blipFill>
-                  <pic:spPr bwMode="auto">
-                    <a:xfrm>
-                      <a:off x="0" y="0"/>
-                      <a:ext cx="3292602" cy="1804833"/>
-                    </a:xfrm>
-                    <a:prstGeom prst="rect">
-                      <a:avLst/>
-                    </a:prstGeom>
-                    <a:noFill/>
-                    <a:ln w="9525">
-                      <a:noFill/>
-                      <a:headEnd/>
-                      <a:tailEnd/>
-                    </a:ln>
-                  </pic:spPr>
-                </pic:pic>
-              </a:graphicData>
-            </a:graphic>
-          </wp:inline>
-        </w:drawing>
-      </w:r>
-    </w:p>
-    <w:p>
-      <w:pPr>
-        <w:pStyle w:val="ImageCaption"/>
-        <w:bidi/>
-      </w:pPr>
-      <w:r>
-        <w:rPr>
-          <w:rFonts w:ascii="Times New Roman" w:hAnsi="Times New Roman" w:cs="B Lotus"/>
-          <w:b/>
-          <w:bCs/>
-          <w:rtl/>
-          <w:lang w:val="fa"/>
-        </w:rPr>
-        <w:t xml:space="preserve">شکلِ ۱۰.</w:t>
-      </w:r>
-      <w:r>
-        <w:rPr>
-          <w:rFonts w:ascii="Times New Roman" w:hAnsi="Times New Roman" w:cs="B Lotus"/>
-          <w:rtl/>
-          <w:lang w:val="fa"/>
-        </w:rPr>
-        <w:t xml:space="preserve"> </w:t>
-      </w:r>
-      <w:r>
-        <w:rPr>
-          <w:rFonts w:ascii="Times New Roman" w:hAnsi="Times New Roman" w:cs="B Lotus"/>
-          <w:rtl/>
-          <w:lang w:val="fa"/>
-        </w:rPr>
-        <w:t xml:space="preserve">علّیتِ دوسویه در مرحله‌ی ۶ بر پایه‌ی ممیّزیِ تفسیر-بنیادِ ۱۴۵ بسامد (راستی‌آزماییِ کدگذرِ دوم بر نمونه‌ای ۲۰‌درصدی،</w:t>
-      </w:r>
-      <w:r>
-        <w:rPr>
-          <w:rFonts w:ascii="Times New Roman" w:hAnsi="Times New Roman" w:cs="B Lotus"/>
-          <w:rtl/>
-          <w:lang w:val="fa"/>
-        </w:rPr>
-        <w:t xml:space="preserve"> </w:t>
-      </w:r>
-      <m:oMath>
-        <m:r>
-          <m:t>κ</m:t>
-        </m:r>
-        <m:r>
-          <m:rPr>
-            <m:sty m:val="p"/>
-          </m:rPr>
-          <m:t>=</m:t>
-        </m:r>
-        <m:r>
-          <m:t>0.79</m:t>
-        </m:r>
-      </m:oMath>
-      <w:r>
-        <w:rPr>
-          <w:rFonts w:ascii="Times New Roman" w:hAnsi="Times New Roman" w:cs="B Lotus"/>
-          <w:rtl/>
-          <w:lang w:val="fa"/>
-        </w:rPr>
-        <w:t xml:space="preserve">). تفصیلِ روش‌شناختی در بندِ ۴-۵ و ۵-۶-۴.</w:t>
-      </w:r>
-    </w:p>
-    <w:p>
-      <w:pPr>
-        <w:bidi/>
-        <w:jc w:val="both"/>
-      </w:pPr>
-      <w:r>
-        <w:rPr>
-          <w:rFonts w:ascii="Times New Roman" w:hAnsi="Times New Roman" w:cs="B Lotus"/>
-          <w:rtl/>
-          <w:lang w:val="fa"/>
-        </w:rPr>
-        <w:t xml:space="preserve">{ A Re-reading of ġaḍab, ġayẓ, baġy, ṭuġyān, and ʿutuww in Light of Shīʿī–Sunnī Tafsīr and the Iranian-Islamic Cognitive-Semantic Heritage}</w:t>
-      </w:r>
-    </w:p>
-    <w:p>
-      <w:pPr>
-        <w:bidi/>
-        <w:jc w:val="both"/>
-      </w:pPr>
-      <w:r>
-        <w:rPr>
-          <w:rFonts w:ascii="Times New Roman" w:hAnsi="Times New Roman" w:cs="B Lotus"/>
-          <w:b/>
-          <w:bCs/>
-          <w:rtl/>
-          <w:lang w:val="fa"/>
-        </w:rPr>
-        <w:t xml:space="preserve">Karim Jabbary</w:t>
-      </w:r>
-      <w:r>
-        <w:rPr>
-          <w:rFonts w:ascii="Times New Roman" w:hAnsi="Times New Roman" w:cs="B Lotus"/>
-          <w:rtl/>
-          <w:lang w:val="fa"/>
-        </w:rPr>
-        <w:t xml:space="preserve"> </w:t>
-      </w:r>
-      <w:r>
-        <w:rPr>
-          <w:rFonts w:ascii="Times New Roman" w:hAnsi="Times New Roman" w:cs="B Lotus"/>
-          <w:rtl/>
-          <w:lang w:val="fa"/>
-        </w:rPr>
-        <w:t xml:space="preserve">(Corresponding author) — Department of Arabic Language and Literature, Faculty of Letters and Humanities, Urmia University, Urmia, Iran. Email: k.jabbary@urmia.ac.ir.</w:t>
-      </w:r>
-    </w:p>
-    <w:p>
-      <w:pPr>
-        <w:bidi/>
-        <w:jc w:val="both"/>
-      </w:pPr>
-      <w:r>
-        <w:rPr>
-          <w:rFonts w:ascii="Times New Roman" w:hAnsi="Times New Roman" w:cs="B Lotus"/>
-          <w:b/>
-          <w:bCs/>
-          <w:rtl/>
-          <w:lang w:val="fa"/>
-        </w:rPr>
-        <w:t xml:space="preserve">Ali Jabbary</w:t>
-      </w:r>
-      <w:r>
-        <w:rPr>
-          <w:rFonts w:ascii="Times New Roman" w:hAnsi="Times New Roman" w:cs="B Lotus"/>
-          <w:rtl/>
-          <w:lang w:val="fa"/>
-        </w:rPr>
-        <w:t xml:space="preserve"> </w:t>
-      </w:r>
-      <w:r>
-        <w:rPr>
-          <w:rFonts w:ascii="Times New Roman" w:hAnsi="Times New Roman" w:cs="B Lotus"/>
-          <w:rtl/>
-          <w:lang w:val="fa"/>
-        </w:rPr>
-        <w:t xml:space="preserve">— Department of Mechanical Engineering, Faculty of Engineering, Urmia University, Urmia, Iran. Email: st_a.jabbary@urmia.ac.ir. ORCID: 0000-0003-0573-6909.</w:t>
-      </w:r>
-    </w:p>
-    <w:p>
-      <w:pPr>
-        <w:bidi/>
-        <w:jc w:val="both"/>
-      </w:pPr>
-      <w:r>
-        <w:rPr>
-          <w:rFonts w:ascii="Times New Roman" w:hAnsi="Times New Roman" w:cs="B Lotus"/>
-          <w:b/>
-          <w:bCs/>
-          <w:rtl/>
-          <w:lang w:val="fa"/>
-        </w:rPr>
-        <w:t xml:space="preserve">Abstract.</w:t>
-      </w:r>
-      <w:r>
-        <w:rPr>
-          <w:rFonts w:ascii="Times New Roman" w:hAnsi="Times New Roman" w:cs="B Lotus"/>
-          <w:rtl/>
-          <w:lang w:val="fa"/>
-        </w:rPr>
-        <w:t xml:space="preserve"> </w:t>
-      </w:r>
-      <w:r>
-        <w:rPr>
-          <w:rFonts w:ascii="Times New Roman" w:hAnsi="Times New Roman" w:cs="B Lotus"/>
-          <w:rtl/>
-          <w:lang w:val="fa"/>
-        </w:rPr>
-        <w:t xml:space="preserve">The Holy Qur’ān draws on a precise lexical network — governed not by synonymy but by systematic intensification — to describe the apex of human anger across three final stages: active anger (</w:t>
-      </w:r>
-      <w:r>
-        <w:rPr>
-          <w:rFonts w:ascii="Times New Roman" w:hAnsi="Times New Roman" w:cs="B Lotus"/>
-          <w:i/>
-          <w:iCs/>
-          <w:rtl/>
-          <w:lang w:val="fa"/>
-        </w:rPr>
-        <w:t xml:space="preserve">ġaḍab</w:t>
-      </w:r>
-      <w:r>
-        <w:rPr>
-          <w:rFonts w:ascii="Times New Roman" w:hAnsi="Times New Roman" w:cs="B Lotus"/>
-          <w:rtl/>
-          <w:lang w:val="fa"/>
-        </w:rPr>
-        <w:t xml:space="preserve">,</w:t>
-      </w:r>
-      <w:r>
-        <w:rPr>
-          <w:rFonts w:ascii="Times New Roman" w:hAnsi="Times New Roman" w:cs="B Lotus"/>
-          <w:rtl/>
-          <w:lang w:val="fa"/>
-        </w:rPr>
-        <w:t xml:space="preserve"> </w:t>
-      </w:r>
-      <w:r>
-        <w:rPr>
-          <w:rFonts w:ascii="Times New Roman" w:hAnsi="Times New Roman" w:cs="B Lotus"/>
-          <w:i/>
-          <w:iCs/>
-          <w:rtl/>
-          <w:lang w:val="fa"/>
-        </w:rPr>
-        <w:t xml:space="preserve">ḥarad</w:t>
-      </w:r>
-      <w:r>
-        <w:rPr>
-          <w:rFonts w:ascii="Times New Roman" w:hAnsi="Times New Roman" w:cs="B Lotus"/>
-          <w:rtl/>
-          <w:lang w:val="fa"/>
-        </w:rPr>
-        <w:t xml:space="preserve">); compressed anger that nears container collapse (</w:t>
-      </w:r>
-      <w:r>
-        <w:rPr>
-          <w:rFonts w:ascii="Times New Roman" w:hAnsi="Times New Roman" w:cs="B Lotus"/>
-          <w:i/>
-          <w:iCs/>
-          <w:rtl/>
-          <w:lang w:val="fa"/>
-        </w:rPr>
-        <w:t xml:space="preserve">ġayẓ</w:t>
-      </w:r>
-      <w:r>
-        <w:rPr>
-          <w:rFonts w:ascii="Times New Roman" w:hAnsi="Times New Roman" w:cs="B Lotus"/>
-          <w:rtl/>
-          <w:lang w:val="fa"/>
-        </w:rPr>
-        <w:t xml:space="preserve">, manifested as</w:t>
-      </w:r>
-      <w:r>
-        <w:rPr>
-          <w:rFonts w:ascii="Times New Roman" w:hAnsi="Times New Roman" w:cs="B Lotus"/>
-          <w:rtl/>
-          <w:lang w:val="fa"/>
-        </w:rPr>
-        <w:t xml:space="preserve"> </w:t>
-      </w:r>
-      <w:r>
-        <w:rPr>
-          <w:rFonts w:ascii="Times New Roman" w:hAnsi="Times New Roman" w:cs="B Lotus"/>
-          <w:i/>
-          <w:iCs/>
-          <w:rtl/>
-          <w:lang w:val="fa"/>
-        </w:rPr>
-        <w:t xml:space="preserve">tamayyuz</w:t>
-      </w:r>
-      <w:r>
-        <w:rPr>
-          <w:rFonts w:ascii="Times New Roman" w:hAnsi="Times New Roman" w:cs="B Lotus"/>
-          <w:rtl/>
-          <w:lang w:val="fa"/>
-        </w:rPr>
-        <w:t xml:space="preserve">); and its behavioural consequences (</w:t>
-      </w:r>
-      <w:r>
-        <w:rPr>
-          <w:rFonts w:ascii="Times New Roman" w:hAnsi="Times New Roman" w:cs="B Lotus"/>
-          <w:i/>
-          <w:iCs/>
-          <w:rtl/>
-          <w:lang w:val="fa"/>
-        </w:rPr>
-        <w:t xml:space="preserve">baġy</w:t>
-      </w:r>
-      <w:r>
-        <w:rPr>
-          <w:rFonts w:ascii="Times New Roman" w:hAnsi="Times New Roman" w:cs="B Lotus"/>
-          <w:rtl/>
-          <w:lang w:val="fa"/>
-        </w:rPr>
-        <w:t xml:space="preserve">,</w:t>
-      </w:r>
-      <w:r>
-        <w:rPr>
-          <w:rFonts w:ascii="Times New Roman" w:hAnsi="Times New Roman" w:cs="B Lotus"/>
-          <w:rtl/>
-          <w:lang w:val="fa"/>
-        </w:rPr>
-        <w:t xml:space="preserve"> </w:t>
-      </w:r>
-      <w:r>
-        <w:rPr>
-          <w:rFonts w:ascii="Times New Roman" w:hAnsi="Times New Roman" w:cs="B Lotus"/>
-          <w:i/>
-          <w:iCs/>
-          <w:rtl/>
-          <w:lang w:val="fa"/>
-        </w:rPr>
-        <w:t xml:space="preserve">ṭuġyān</w:t>
-      </w:r>
-      <w:r>
-        <w:rPr>
-          <w:rFonts w:ascii="Times New Roman" w:hAnsi="Times New Roman" w:cs="B Lotus"/>
-          <w:rtl/>
-          <w:lang w:val="fa"/>
-        </w:rPr>
-        <w:t xml:space="preserve">,</w:t>
-      </w:r>
-      <w:r>
-        <w:rPr>
-          <w:rFonts w:ascii="Times New Roman" w:hAnsi="Times New Roman" w:cs="B Lotus"/>
-          <w:rtl/>
-          <w:lang w:val="fa"/>
-        </w:rPr>
-        <w:t xml:space="preserve"> </w:t>
-      </w:r>
-      <w:r>
-        <w:rPr>
-          <w:rFonts w:ascii="Times New Roman" w:hAnsi="Times New Roman" w:cs="B Lotus"/>
-          <w:i/>
-          <w:iCs/>
-          <w:rtl/>
-          <w:lang w:val="fa"/>
-        </w:rPr>
-        <w:t xml:space="preserve">ʿutuww</w:t>
-      </w:r>
-      <w:r>
-        <w:rPr>
-          <w:rFonts w:ascii="Times New Roman" w:hAnsi="Times New Roman" w:cs="B Lotus"/>
-          <w:rtl/>
-          <w:lang w:val="fa"/>
-        </w:rPr>
-        <w:t xml:space="preserve">). Adopting a comparative-analytical method, this study integrates Izutsu’s field semantics with Conceptual Metaphor Theory and re-reads nine canonical Shīʿī and Sunnī mufassirs against the Quranic Arabic Corpus (Dukes, 2011; 312 attestations across fourteen focal roots, with analytic focus on 181 attestations of Stages 4–6). Three principal findings emerge. First, a robust Shīʿī–Sunnī convergence on the triad</w:t>
-      </w:r>
-      <w:r>
-        <w:rPr>
-          <w:rFonts w:ascii="Times New Roman" w:hAnsi="Times New Roman" w:cs="B Lotus"/>
-          <w:rtl/>
-          <w:lang w:val="fa"/>
-        </w:rPr>
-        <w:t xml:space="preserve"> </w:t>
-      </w:r>
-      <w:r>
-        <w:rPr>
-          <w:rFonts w:ascii="Times New Roman" w:hAnsi="Times New Roman" w:cs="B Lotus"/>
-          <w:i/>
-          <w:iCs/>
-          <w:rtl/>
-          <w:lang w:val="fa"/>
-        </w:rPr>
-        <w:t xml:space="preserve">ġaḍab</w:t>
-      </w:r>
-      <w:r>
-        <w:rPr>
-          <w:rFonts w:ascii="Times New Roman" w:hAnsi="Times New Roman" w:cs="B Lotus"/>
-          <w:rtl/>
-          <w:lang w:val="fa"/>
-        </w:rPr>
-        <w:t xml:space="preserve"> </w:t>
-      </w:r>
-      <w:r>
-        <w:rPr>
-          <w:rFonts w:ascii="Times New Roman" w:hAnsi="Times New Roman" w:cs="B Lotus"/>
-          <w:rtl/>
-          <w:lang w:val="fa"/>
-        </w:rPr>
-        <w:t xml:space="preserve">→ compressed</w:t>
-      </w:r>
-      <w:r>
-        <w:rPr>
-          <w:rFonts w:ascii="Times New Roman" w:hAnsi="Times New Roman" w:cs="B Lotus"/>
-          <w:rtl/>
-          <w:lang w:val="fa"/>
-        </w:rPr>
-        <w:t xml:space="preserve"> </w:t>
-      </w:r>
-      <w:r>
-        <w:rPr>
-          <w:rFonts w:ascii="Times New Roman" w:hAnsi="Times New Roman" w:cs="B Lotus"/>
-          <w:i/>
-          <w:iCs/>
-          <w:rtl/>
-          <w:lang w:val="fa"/>
-        </w:rPr>
-        <w:t xml:space="preserve">ġayẓ</w:t>
-      </w:r>
-      <w:r>
-        <w:rPr>
-          <w:rFonts w:ascii="Times New Roman" w:hAnsi="Times New Roman" w:cs="B Lotus"/>
-          <w:rtl/>
-          <w:lang w:val="fa"/>
-        </w:rPr>
-        <w:t xml:space="preserve"> </w:t>
-      </w:r>
-      <w:r>
-        <w:rPr>
-          <w:rFonts w:ascii="Times New Roman" w:hAnsi="Times New Roman" w:cs="B Lotus"/>
-          <w:rtl/>
-          <w:lang w:val="fa"/>
-        </w:rPr>
-        <w:t xml:space="preserve">→ container collapse coherently operationalises the four canonical steps of the</w:t>
-      </w:r>
-      <w:r>
-        <w:rPr>
-          <w:rFonts w:ascii="Times New Roman" w:hAnsi="Times New Roman" w:cs="B Lotus"/>
-          <w:rtl/>
-          <w:lang w:val="fa"/>
-        </w:rPr>
-        <w:t xml:space="preserve"> </w:t>
-      </w:r>
-      <w:r>
-        <w:rPr>
-          <w:rFonts w:ascii="Times New Roman" w:hAnsi="Times New Roman" w:cs="B Lotus"/>
-          <w:i/>
-          <w:iCs/>
-          <w:rtl/>
-          <w:lang w:val="fa"/>
-        </w:rPr>
-        <w:t xml:space="preserve">anger as a pressurised container</w:t>
-      </w:r>
-      <w:r>
-        <w:rPr>
-          <w:rFonts w:ascii="Times New Roman" w:hAnsi="Times New Roman" w:cs="B Lotus"/>
-          <w:rtl/>
-          <w:lang w:val="fa"/>
-        </w:rPr>
-        <w:t xml:space="preserve"> </w:t>
-      </w:r>
-      <w:r>
-        <w:rPr>
-          <w:rFonts w:ascii="Times New Roman" w:hAnsi="Times New Roman" w:cs="B Lotus"/>
-          <w:rtl/>
-          <w:lang w:val="fa"/>
-        </w:rPr>
-        <w:t xml:space="preserve">metaphor. Second, a striking correspondence holds between al-Mīzān’s classical definition of</w:t>
-      </w:r>
-      <w:r>
-        <w:rPr>
-          <w:rFonts w:ascii="Times New Roman" w:hAnsi="Times New Roman" w:cs="B Lotus"/>
-          <w:rtl/>
-          <w:lang w:val="fa"/>
-        </w:rPr>
-        <w:t xml:space="preserve"> </w:t>
-      </w:r>
-      <w:r>
-        <w:rPr>
-          <w:rFonts w:ascii="Times New Roman" w:hAnsi="Times New Roman" w:cs="B Lotus"/>
-          <w:i/>
-          <w:iCs/>
-          <w:rtl/>
-          <w:lang w:val="fa"/>
-        </w:rPr>
-        <w:t xml:space="preserve">kaẓm</w:t>
-      </w:r>
-      <w:r>
-        <w:rPr>
-          <w:rFonts w:ascii="Times New Roman" w:hAnsi="Times New Roman" w:cs="B Lotus"/>
-          <w:rtl/>
-          <w:lang w:val="fa"/>
-        </w:rPr>
-        <w:t xml:space="preserve"> </w:t>
-      </w:r>
-      <w:r>
-        <w:rPr>
-          <w:rFonts w:ascii="Times New Roman" w:hAnsi="Times New Roman" w:cs="B Lotus"/>
-          <w:rtl/>
-          <w:lang w:val="fa"/>
-        </w:rPr>
-        <w:t xml:space="preserve">and the contemporary suppression-and-reappraisal construct of the process model of emotion regulation. Third, exegesis-grounded coding of all 145 Stage-6 attestations (with second-coder verification on a 20% sample, Cohen’s κ = 0.79) shows that Stage-6 consequences are predominantly structurally originated rather than symmetrically bidirectional: only 26% are anger-originated, 49% are structurally originated (greed, arrogance,</w:t>
-      </w:r>
-      <w:r>
-        <w:rPr>
-          <w:rFonts w:ascii="Times New Roman" w:hAnsi="Times New Roman" w:cs="B Lotus"/>
-          <w:rtl/>
-          <w:lang w:val="fa"/>
-        </w:rPr>
-        <w:t xml:space="preserve"> </w:t>
-      </w:r>
-      <w:r>
-        <w:rPr>
-          <w:rFonts w:ascii="Times New Roman" w:hAnsi="Times New Roman" w:cs="B Lotus"/>
-          <w:i/>
-          <w:iCs/>
-          <w:rtl/>
-          <w:lang w:val="fa"/>
-        </w:rPr>
-        <w:t xml:space="preserve">ʿuluww fī al-arḍ</w:t>
-      </w:r>
-      <w:r>
-        <w:rPr>
-          <w:rFonts w:ascii="Times New Roman" w:hAnsi="Times New Roman" w:cs="B Lotus"/>
-          <w:rtl/>
-          <w:lang w:val="fa"/>
-        </w:rPr>
-        <w:t xml:space="preserve">), and 25% admit both readings, with a documented case-wise reversal of causal polarity (sūrat al-Shuʿarāʾ: 55). The study’s novelty is not the mere restatement of an exegetical intuition but its conversion into a measurable object: a rank-ordered six-stage geometry and a quantified 4.4:1 phenomenological-to-consequential ratio that single-verse exegesis does not surface. The proposed intensity ordering rests on lexical-exegetical argument, not on distributional statistics, which evidence only discursive specialisation.</w:t>
-      </w:r>
-    </w:p>
-    <w:p>
-      <w:pPr>
-        <w:bidi/>
-        <w:jc w:val="both"/>
-      </w:pPr>
-      <w:r>
-        <w:rPr>
-          <w:rFonts w:ascii="Times New Roman" w:hAnsi="Times New Roman" w:cs="B Lotus"/>
-          <w:b/>
-          <w:bCs/>
-          <w:rtl/>
-          <w:lang w:val="fa"/>
-        </w:rPr>
-        <w:t xml:space="preserve">Keywords:</w:t>
-      </w:r>
-      <w:r>
-        <w:rPr>
-          <w:rFonts w:ascii="Times New Roman" w:hAnsi="Times New Roman" w:cs="B Lotus"/>
-          <w:rtl/>
-          <w:lang w:val="fa"/>
-        </w:rPr>
-        <w:t xml:space="preserve"> </w:t>
-      </w:r>
-      <w:r>
-        <w:rPr>
-          <w:rFonts w:ascii="Times New Roman" w:hAnsi="Times New Roman" w:cs="B Lotus"/>
-          <w:rtl/>
-          <w:lang w:val="fa"/>
-        </w:rPr>
-        <w:t xml:space="preserve">comparative tafsīr; Qur’ānic anger spectrum; conceptual metaphor;</w:t>
-      </w:r>
-      <w:r>
-        <w:rPr>
-          <w:rFonts w:ascii="Times New Roman" w:hAnsi="Times New Roman" w:cs="B Lotus"/>
-          <w:rtl/>
-          <w:lang w:val="fa"/>
-        </w:rPr>
-        <w:t xml:space="preserve"> </w:t>
-      </w:r>
-      <w:r>
-        <w:rPr>
-          <w:rFonts w:ascii="Times New Roman" w:hAnsi="Times New Roman" w:cs="B Lotus"/>
-          <w:i/>
-          <w:iCs/>
-          <w:rtl/>
-          <w:lang w:val="fa"/>
-        </w:rPr>
         <w:t xml:space="preserve">kaẓm al-ġayẓ</w:t>
       </w:r>
       <w:r>
@@ -16385,8 +15549,8 @@
         <w:t xml:space="preserve">; Qur’ānic cognitive semantics.</w:t>
       </w:r>
     </w:p>
-    <w:bookmarkEnd w:id="65"/>
-    <w:bookmarkEnd w:id="66"/>
+    <w:bookmarkEnd w:id="47"/>
+    <w:bookmarkEnd w:id="48"/>
     <w:sectPr>
       <w:pgSz w:h="16838" w:w="11906"/>
       <w:pgMar w:bottom="1474" w:left="1474" w:right="1474" w:top="1474"/>

--- a/paper/persian/manuscript_isfahan.docx
+++ b/paper/persian/manuscript_isfahan.docx
@@ -103,7 +103,7 @@
           <w:rtl/>
           <w:lang w:val="fa"/>
         </w:rPr>
-        <w:t xml:space="preserve">شناسه‌ی ارکید: [در زمانِ ارسال تکمیل می‌شود]</w:t>
+        <w:t xml:space="preserve">شناسه‌ی ارکید: 0009-0006-7079-1137</w:t>
       </w:r>
     </w:p>
     <w:p>
@@ -15104,39 +15104,7 @@
           <w:rtl/>
           <w:lang w:val="fa"/>
         </w:rPr>
-        <w:t xml:space="preserve">(Corresponding author) — Department of Arabic Language and Literature, Faculty of Letters and Humanities, Urmia University, Urmia, Iran. Email: k.jabbary@urmia.ac.ir.</w:t>
-      </w:r>
-    </w:p>
-    <w:p>
-      <w:pPr>
-        <w:bidi/>
-        <w:jc w:val="both"/>
-      </w:pPr>
-      <w:r>
-        <w:rPr>
-          <w:rFonts w:ascii="Times New Roman" w:hAnsi="Times New Roman" w:cs="B Lotus"/>
-          <w:b/>
-          <w:bCs/>
-          <w:rtl/>
-          <w:lang w:val="fa"/>
-        </w:rPr>
-        <w:t xml:space="preserve">Ali Jabbary</w:t>
-      </w:r>
-      <w:r>
-        <w:rPr>
-          <w:rFonts w:ascii="Times New Roman" w:hAnsi="Times New Roman" w:cs="B Lotus"/>
-          <w:rtl/>
-          <w:lang w:val="fa"/>
-        </w:rPr>
-        <w:t xml:space="preserve"> </w:t>
-      </w:r>
-      <w:r>
-        <w:rPr>
-          <w:rFonts w:ascii="Times New Roman" w:hAnsi="Times New Roman" w:cs="B Lotus"/>
-          <w:rtl/>
-          <w:lang w:val="fa"/>
-        </w:rPr>
-        <w:t xml:space="preserve">— Department of Mechanical Engineering, Faculty of Engineering, Urmia University, Urmia, Iran. Email: st_a.jabbary@urmia.ac.ir. ORCID: 0000-0003-0573-6909.</w:t>
+        <w:t xml:space="preserve">(Corresponding author) — Department of Arabic Language and Literature, Faculty of Letters and Humanities, Urmia University, Urmia, Iran. Email: k.jabbary@urmia.ac.ir. ORCID: 0009-0006-7079-1137.</w:t>
       </w:r>
     </w:p>
     <w:p>
